--- a/briefs/2027-military-service-credit-cost-window/01-JLC-Legislative-Change-Brief.docx
+++ b/briefs/2027-military-service-credit-cost-window/01-JLC-Legislative-Change-Brief.docx
@@ -244,7 +244,7 @@
                 <w:b/>
                 <w:sz w:val="17"/>
               </w:rPr>
-              <w:t>One-time present value of $13M – $182M</w:t>
+              <w:t>One-time present value of $28M – $166M</w:t>
             </w:r>
             <w:r>
               <w:rPr>
@@ -257,13 +257,26 @@
                 <w:b/>
                 <w:sz w:val="17"/>
               </w:rPr>
-              <w:t>0.05% – 0.68% of VRS covered payroll</w:t>
+              <w:t>0.11% – 0.62% of VRS covered payroll</w:t>
             </w:r>
             <w:r>
               <w:rPr>
                 <w:sz w:val="17"/>
               </w:rPr>
-              <w:t xml:space="preserve"> ($26.76bn). Analyst estimate. See COST, below</w:t>
+              <w:t xml:space="preserve"> ($26.76bn), or </w:t>
+            </w:r>
+            <w:r>
+              <w:rPr>
+                <w:b/>
+                <w:sz w:val="17"/>
+              </w:rPr>
+              <w:t>about 1 to 4 basis points</w:t>
+            </w:r>
+            <w:r>
+              <w:rPr>
+                <w:sz w:val="17"/>
+              </w:rPr>
+              <w:t xml:space="preserve"> on employer contribution rates amortised over 20 years. Analyst estimate. See COST, below</w:t>
             </w:r>
           </w:p>
         </w:tc>
@@ -395,20 +408,20 @@
                 <w:b/>
                 <w:sz w:val="17"/>
               </w:rPr>
-              <w:t>v1.2, October 24, 2026.</w:t>
+              <w:t>v1.3, October 25, 2026.</w:t>
             </w:r>
             <w:r>
               <w:rPr>
                 <w:sz w:val="17"/>
               </w:rPr>
-              <w:t xml:space="preserve"> Cost re-scoped from the state classified workforce to full VRS membership, and retirement-date acceleration priced. </w:t>
+              <w:t xml:space="preserve"> Applies the red team findings to the COST section: the eligible-pool pairing correction (S-3), the publishable range rebuilt on one assumption set (S-5), the amortised rate impact added (M-5), and two claims withdrawn — that the HB 1867 comparison shows this estimate is conservative (S-1), and that a veteran under 47–48 subsidises the Fund (S-2). The general fund statement is narrowed to the one that is true (F-1/F-2). </w:t>
             </w:r>
             <w:r>
               <w:rPr>
                 <w:b/>
                 <w:sz w:val="17"/>
               </w:rPr>
-              <w:t>Supersedes v1.1 and the Annex B cost model.</w:t>
+              <w:t>Supersedes v1.2, v1.1 and the Annex B cost model.</w:t>
             </w:r>
             <w:r>
               <w:rPr>
@@ -427,6 +440,23 @@
                 <w:t xml:space="preserve">04-Annex-2-Closure-FM1-FM5</w:t>
               </w:r>
             </w:hyperlink>
+            <w:r>
+              <w:rPr>
+                <w:sz w:val="17"/>
+              </w:rPr>
+              <w:t xml:space="preserve">, </w:t>
+            </w:r>
+            <w:hyperlink r:id="rId11">
+              <w:r>
+                <w:rPr>
+                  <w:rFonts w:ascii="Calibri" w:hAnsi="Calibri"/>
+                  <w:color w:val="1A4F8A"/>
+                  <w:u w:val="single"/>
+                  <w:sz w:val="17"/>
+                </w:rPr>
+                <w:t xml:space="preserve">05-Red-Team-and-Counsel-Review</w:t>
+              </w:r>
+            </w:hyperlink>
           </w:p>
         </w:tc>
       </w:tr>
@@ -493,7 +523,7 @@
           <w:color w:val="444444"/>
           <w:sz w:val="20"/>
         </w:rPr>
-        <w:t>Cost: $0 from the general fund.</w:t>
+        <w:t>No appropriation is requested.</w:t>
       </w:r>
       <w:r>
         <w:rPr>
@@ -501,7 +531,7 @@
           <w:color w:val="444444"/>
           <w:sz w:val="20"/>
         </w:rPr>
-        <w:t xml:space="preserve"> The pension liability is real but it is a contribution-rate item, not an appropriation: a one-time present value modelled at </w:t>
+        <w:t xml:space="preserve"> The pension liability is real but it is a contribution-rate item: a one-time present value modelled at </w:t>
       </w:r>
       <w:r>
         <w:rPr>
@@ -510,7 +540,7 @@
           <w:color w:val="444444"/>
           <w:sz w:val="20"/>
         </w:rPr>
-        <w:t>$13M – $182M</w:t>
+        <w:t>$28M – $166M</w:t>
       </w:r>
       <w:r>
         <w:rPr>
@@ -527,7 +557,7 @@
           <w:color w:val="444444"/>
           <w:sz w:val="20"/>
         </w:rPr>
-        <w:t>5 to 68 cents out of every $100 of VRS covered payroll</w:t>
+        <w:t>11 to 62 cents out of every $100 of VRS covered payroll</w:t>
       </w:r>
       <w:r>
         <w:rPr>
@@ -535,7 +565,24 @@
           <w:color w:val="444444"/>
           <w:sz w:val="20"/>
         </w:rPr>
-        <w:t xml:space="preserve">. VRS's own fiscal impact statement on HB 1867 (2023) priced a </w:t>
+        <w:t xml:space="preserve">, or </w:t>
+      </w:r>
+      <w:r>
+        <w:rPr>
+          <w:b/>
+          <w:i/>
+          <w:color w:val="444444"/>
+          <w:sz w:val="20"/>
+        </w:rPr>
+        <w:t>about 1 to 4 basis points</w:t>
+      </w:r>
+      <w:r>
+        <w:rPr>
+          <w:i/>
+          <w:color w:val="444444"/>
+          <w:sz w:val="20"/>
+        </w:rPr>
+        <w:t xml:space="preserve"> on employer rates amortised over 20 years against rates that run 14%–20% today. Those contributions are carried in a future appropriation act for state agencies and for the Commonwealth's share of teacher rates, and in their own § 51.1-145 rates for school divisions and localities. VRS's own fiscal impact statement on HB 1867 (2023) priced a </w:t>
       </w:r>
       <w:r>
         <w:rPr>
@@ -568,7 +615,7 @@
           <w:color w:val="444444"/>
           <w:sz w:val="20"/>
         </w:rPr>
-        <w:t>; because our veterans still pay, this bill comes in at or below that band per member.</w:t>
+        <w:t>; VRS will file its own statement on this bill under § 30-19.1:7.</w:t>
       </w:r>
     </w:p>
     <w:p>
@@ -2154,7 +2201,7 @@
         <w:rPr>
           <w:b/>
         </w:rPr>
-        <w:t>$13 million to $182 million</w:t>
+        <w:t>$28 million to $166 million</w:t>
       </w:r>
       <w:r>
         <w:t xml:space="preserve">, depending on how large the eligible pool turns out to be and how many members actually buy — which is </w:t>
@@ -2163,10 +2210,48 @@
         <w:rPr>
           <w:b/>
         </w:rPr>
-        <w:t>0.05% to 0.68% of VRS covered payroll</w:t>
-      </w:r>
-      <w:r>
-        <w:t>, or between 5 cents and 68 cents out of every $100 of payroll.</w:t>
+        <w:t>0.11% to 0.62% of VRS covered payroll</w:t>
+      </w:r>
+      <w:r>
+        <w:t>, or between 11 cents and 62 cents out of every $100 of payroll.</w:t>
+      </w:r>
+    </w:p>
+    <w:p>
+      <w:r>
+        <w:rPr>
+          <w:b/>
+        </w:rPr>
+        <w:t>Amortised, which is the form a fiscal impact statement actually uses.</w:t>
+      </w:r>
+      <w:r>
+        <w:t xml:space="preserve"> § 51.1-145 I certifies a </w:t>
+      </w:r>
+      <w:r>
+        <w:rPr>
+          <w:i/>
+        </w:rPr>
+        <w:t>rate</w:t>
+      </w:r>
+      <w:r>
+        <w:t xml:space="preserve">, not a present value. Spread as a level percent of payroll over 20 years at the Board's own 6.75% return and 3.0% payroll growth, the same liability is </w:t>
+      </w:r>
+      <w:r>
+        <w:rPr>
+          <w:b/>
+        </w:rPr>
+        <w:t>0.8 to 4.4 basis points</w:t>
+      </w:r>
+      <w:r>
+        <w:t xml:space="preserve"> on employer contribution rates — against statewide employer rates in the </w:t>
+      </w:r>
+      <w:r>
+        <w:rPr>
+          <w:b/>
+        </w:rPr>
+        <w:t>14%–20%</w:t>
+      </w:r>
+      <w:r>
+        <w:t xml:space="preserve"> range. Both numbers are true and the brief should carry both: the present value is what the money committees will quote, and the rate impact is what employers will actually pay.</w:t>
       </w:r>
     </w:p>
     <w:p>
@@ -2316,7 +2401,7 @@
               <w:rPr>
                 <w:sz w:val="17"/>
               </w:rPr>
-              <w:t>3,966 – 9,027</w:t>
+              <w:t>4,343 – 8,243</w:t>
             </w:r>
           </w:p>
         </w:tc>
@@ -2370,7 +2455,7 @@
               <w:rPr>
                 <w:sz w:val="17"/>
               </w:rPr>
-              <w:t>2,417 – 5,502</w:t>
+              <w:t>2,647 – 5,024</w:t>
             </w:r>
           </w:p>
         </w:tc>
@@ -2424,7 +2509,7 @@
               <w:rPr>
                 <w:sz w:val="17"/>
               </w:rPr>
-              <w:t>4,177 – 11,792</w:t>
+              <w:t>4,575 – 10,769</w:t>
             </w:r>
           </w:p>
         </w:tc>
@@ -2480,7 +2565,7 @@
                 <w:b/>
                 <w:sz w:val="17"/>
               </w:rPr>
-              <w:t>10,561 – 26,321</w:t>
+              <w:t>11,565 – 24,036</w:t>
             </w:r>
           </w:p>
         </w:tc>
@@ -2509,7 +2594,25 @@
     </w:p>
     <w:p>
       <w:r>
-        <w:t>Take-up is the swing factor, and nobody outside VRS knows it:</w:t>
+        <w:t xml:space="preserve">Take-up is the swing factor, and nobody outside VRS knows it. The </w:t>
+      </w:r>
+      <w:r>
+        <w:rPr>
+          <w:b/>
+        </w:rPr>
+        <w:t>Low / Moderate / High</w:t>
+      </w:r>
+      <w:r>
+        <w:t xml:space="preserve"> rows are the current scenario set; the 5% and 15% rows belong to the superseded v1.1 band and are shown only as markers, </w:t>
+      </w:r>
+      <w:r>
+        <w:rPr>
+          <w:b/>
+        </w:rPr>
+        <w:t>not</w:t>
+      </w:r>
+      <w:r>
+        <w:t xml:space="preserve"> as the published floor:</w:t>
       </w:r>
     </w:p>
     <w:tbl>
@@ -2614,9 +2717,84 @@
             </w:pPr>
             <w:r>
               <w:rPr>
+                <w:i/>
                 <w:sz w:val="17"/>
               </w:rPr>
-              <w:t>5%</w:t>
+              <w:t>5% — superseded band</w:t>
+            </w:r>
+          </w:p>
+        </w:tc>
+        <w:tc>
+          <w:tcPr>
+            <w:tcW w:type="dxa" w:w="2160"/>
+          </w:tcPr>
+          <w:p>
+            <w:pPr>
+              <w:spacing w:before="20" w:after="20"/>
+              <w:jc w:val="left"/>
+            </w:pPr>
+            <w:r>
+              <w:rPr>
+                <w:i/>
+                <w:sz w:val="17"/>
+              </w:rPr>
+              <w:t>578 – 1,202</w:t>
+            </w:r>
+          </w:p>
+        </w:tc>
+        <w:tc>
+          <w:tcPr>
+            <w:tcW w:type="dxa" w:w="2160"/>
+          </w:tcPr>
+          <w:p>
+            <w:pPr>
+              <w:spacing w:before="20" w:after="20"/>
+              <w:jc w:val="left"/>
+            </w:pPr>
+            <w:r>
+              <w:rPr>
+                <w:i/>
+                <w:sz w:val="17"/>
+              </w:rPr>
+              <w:t>$14.2M – $27.7M</w:t>
+            </w:r>
+          </w:p>
+        </w:tc>
+        <w:tc>
+          <w:tcPr>
+            <w:tcW w:type="dxa" w:w="2160"/>
+          </w:tcPr>
+          <w:p>
+            <w:pPr>
+              <w:spacing w:before="20" w:after="20"/>
+              <w:jc w:val="left"/>
+            </w:pPr>
+            <w:r>
+              <w:rPr>
+                <w:i/>
+                <w:sz w:val="17"/>
+              </w:rPr>
+              <w:t>0.053% – 0.104%</w:t>
+            </w:r>
+          </w:p>
+        </w:tc>
+      </w:tr>
+      <w:tr>
+        <w:tc>
+          <w:tcPr>
+            <w:tcW w:type="dxa" w:w="2160"/>
+          </w:tcPr>
+          <w:p>
+            <w:pPr>
+              <w:spacing w:before="20" w:after="20"/>
+              <w:jc w:val="right"/>
+            </w:pPr>
+            <w:r>
+              <w:rPr>
+                <w:b/>
+                <w:sz w:val="17"/>
+              </w:rPr>
+              <w:t>10% — Low</w:t>
             </w:r>
           </w:p>
         </w:tc>
@@ -2633,7 +2811,7 @@
               <w:rPr>
                 <w:sz w:val="17"/>
               </w:rPr>
-              <w:t>528 – 1,316</w:t>
+              <w:t>1,157 – 2,404</w:t>
             </w:r>
           </w:p>
         </w:tc>
@@ -2651,7 +2829,7 @@
                 <w:b/>
                 <w:sz w:val="17"/>
               </w:rPr>
-              <w:t>$13.0M – $30.4M</w:t>
+              <w:t>$28.5M – $55.5M</w:t>
             </w:r>
           </w:p>
         </w:tc>
@@ -2668,7 +2846,7 @@
               <w:rPr>
                 <w:sz w:val="17"/>
               </w:rPr>
-              <w:t>0.049% – 0.113%</w:t>
+              <w:t>0.106% – 0.207%</w:t>
             </w:r>
           </w:p>
         </w:tc>
@@ -2685,9 +2863,84 @@
             </w:pPr>
             <w:r>
               <w:rPr>
+                <w:i/>
                 <w:sz w:val="17"/>
               </w:rPr>
-              <w:t>10%</w:t>
+              <w:t>15% — superseded band</w:t>
+            </w:r>
+          </w:p>
+        </w:tc>
+        <w:tc>
+          <w:tcPr>
+            <w:tcW w:type="dxa" w:w="2160"/>
+          </w:tcPr>
+          <w:p>
+            <w:pPr>
+              <w:spacing w:before="20" w:after="20"/>
+              <w:jc w:val="left"/>
+            </w:pPr>
+            <w:r>
+              <w:rPr>
+                <w:i/>
+                <w:sz w:val="17"/>
+              </w:rPr>
+              <w:t>1,735 – 3,605</w:t>
+            </w:r>
+          </w:p>
+        </w:tc>
+        <w:tc>
+          <w:tcPr>
+            <w:tcW w:type="dxa" w:w="2160"/>
+          </w:tcPr>
+          <w:p>
+            <w:pPr>
+              <w:spacing w:before="20" w:after="20"/>
+              <w:jc w:val="left"/>
+            </w:pPr>
+            <w:r>
+              <w:rPr>
+                <w:i/>
+                <w:sz w:val="17"/>
+              </w:rPr>
+              <w:t>$42.7M – $83.2M</w:t>
+            </w:r>
+          </w:p>
+        </w:tc>
+        <w:tc>
+          <w:tcPr>
+            <w:tcW w:type="dxa" w:w="2160"/>
+          </w:tcPr>
+          <w:p>
+            <w:pPr>
+              <w:spacing w:before="20" w:after="20"/>
+              <w:jc w:val="left"/>
+            </w:pPr>
+            <w:r>
+              <w:rPr>
+                <w:i/>
+                <w:sz w:val="17"/>
+              </w:rPr>
+              <w:t>0.160% – 0.311%</w:t>
+            </w:r>
+          </w:p>
+        </w:tc>
+      </w:tr>
+      <w:tr>
+        <w:tc>
+          <w:tcPr>
+            <w:tcW w:type="dxa" w:w="2160"/>
+          </w:tcPr>
+          <w:p>
+            <w:pPr>
+              <w:spacing w:before="20" w:after="20"/>
+              <w:jc w:val="right"/>
+            </w:pPr>
+            <w:r>
+              <w:rPr>
+                <w:b/>
+                <w:sz w:val="17"/>
+              </w:rPr>
+              <w:t>20% — Moderate</w:t>
             </w:r>
           </w:p>
         </w:tc>
@@ -2704,7 +2957,7 @@
               <w:rPr>
                 <w:sz w:val="17"/>
               </w:rPr>
-              <w:t>1,056 – 2,632</w:t>
+              <w:t>2,313 – 4,807</w:t>
             </w:r>
           </w:p>
         </w:tc>
@@ -2722,7 +2975,7 @@
                 <w:b/>
                 <w:sz w:val="17"/>
               </w:rPr>
-              <w:t>$26.0M – $60.7M</w:t>
+              <w:t>$57.0M – $110.9M</w:t>
             </w:r>
           </w:p>
         </w:tc>
@@ -2739,7 +2992,7 @@
               <w:rPr>
                 <w:sz w:val="17"/>
               </w:rPr>
-              <w:t>0.097% – 0.227%</w:t>
+              <w:t>0.213% – 0.415%</w:t>
             </w:r>
           </w:p>
         </w:tc>
@@ -2756,9 +3009,10 @@
             </w:pPr>
             <w:r>
               <w:rPr>
+                <w:b/>
                 <w:sz w:val="17"/>
               </w:rPr>
-              <w:t>15%</w:t>
+              <w:t>30% — High</w:t>
             </w:r>
           </w:p>
         </w:tc>
@@ -2775,7 +3029,7 @@
               <w:rPr>
                 <w:sz w:val="17"/>
               </w:rPr>
-              <w:t>1,584 – 3,948</w:t>
+              <w:t>3,470 – 7,211</w:t>
             </w:r>
           </w:p>
         </w:tc>
@@ -2793,7 +3047,7 @@
                 <w:b/>
                 <w:sz w:val="17"/>
               </w:rPr>
-              <w:t>$39.0M – $91.1M</w:t>
+              <w:t>$85.4M – $166.4M</w:t>
             </w:r>
           </w:p>
         </w:tc>
@@ -2810,149 +3064,7 @@
               <w:rPr>
                 <w:sz w:val="17"/>
               </w:rPr>
-              <w:t>0.146% – 0.340%</w:t>
-            </w:r>
-          </w:p>
-        </w:tc>
-      </w:tr>
-      <w:tr>
-        <w:tc>
-          <w:tcPr>
-            <w:tcW w:type="dxa" w:w="2160"/>
-          </w:tcPr>
-          <w:p>
-            <w:pPr>
-              <w:spacing w:before="20" w:after="20"/>
-              <w:jc w:val="right"/>
-            </w:pPr>
-            <w:r>
-              <w:rPr>
-                <w:sz w:val="17"/>
-              </w:rPr>
-              <w:t>20%</w:t>
-            </w:r>
-          </w:p>
-        </w:tc>
-        <w:tc>
-          <w:tcPr>
-            <w:tcW w:type="dxa" w:w="2160"/>
-          </w:tcPr>
-          <w:p>
-            <w:pPr>
-              <w:spacing w:before="20" w:after="20"/>
-              <w:jc w:val="left"/>
-            </w:pPr>
-            <w:r>
-              <w:rPr>
-                <w:sz w:val="17"/>
-              </w:rPr>
-              <w:t>2,112 – 5,264</w:t>
-            </w:r>
-          </w:p>
-        </w:tc>
-        <w:tc>
-          <w:tcPr>
-            <w:tcW w:type="dxa" w:w="2160"/>
-          </w:tcPr>
-          <w:p>
-            <w:pPr>
-              <w:spacing w:before="20" w:after="20"/>
-              <w:jc w:val="left"/>
-            </w:pPr>
-            <w:r>
-              <w:rPr>
-                <w:b/>
-                <w:sz w:val="17"/>
-              </w:rPr>
-              <w:t>$52.0M – $121.5M</w:t>
-            </w:r>
-          </w:p>
-        </w:tc>
-        <w:tc>
-          <w:tcPr>
-            <w:tcW w:type="dxa" w:w="2160"/>
-          </w:tcPr>
-          <w:p>
-            <w:pPr>
-              <w:spacing w:before="20" w:after="20"/>
-              <w:jc w:val="left"/>
-            </w:pPr>
-            <w:r>
-              <w:rPr>
-                <w:sz w:val="17"/>
-              </w:rPr>
-              <w:t>0.194% – 0.454%</w:t>
-            </w:r>
-          </w:p>
-        </w:tc>
-      </w:tr>
-      <w:tr>
-        <w:tc>
-          <w:tcPr>
-            <w:tcW w:type="dxa" w:w="2160"/>
-          </w:tcPr>
-          <w:p>
-            <w:pPr>
-              <w:spacing w:before="20" w:after="20"/>
-              <w:jc w:val="right"/>
-            </w:pPr>
-            <w:r>
-              <w:rPr>
-                <w:sz w:val="17"/>
-              </w:rPr>
-              <w:t>30%</w:t>
-            </w:r>
-          </w:p>
-        </w:tc>
-        <w:tc>
-          <w:tcPr>
-            <w:tcW w:type="dxa" w:w="2160"/>
-          </w:tcPr>
-          <w:p>
-            <w:pPr>
-              <w:spacing w:before="20" w:after="20"/>
-              <w:jc w:val="left"/>
-            </w:pPr>
-            <w:r>
-              <w:rPr>
-                <w:sz w:val="17"/>
-              </w:rPr>
-              <w:t>3,168 – 7,896</w:t>
-            </w:r>
-          </w:p>
-        </w:tc>
-        <w:tc>
-          <w:tcPr>
-            <w:tcW w:type="dxa" w:w="2160"/>
-          </w:tcPr>
-          <w:p>
-            <w:pPr>
-              <w:spacing w:before="20" w:after="20"/>
-              <w:jc w:val="left"/>
-            </w:pPr>
-            <w:r>
-              <w:rPr>
-                <w:b/>
-                <w:sz w:val="17"/>
-              </w:rPr>
-              <w:t>$78.0M – $182.2M</w:t>
-            </w:r>
-          </w:p>
-        </w:tc>
-        <w:tc>
-          <w:tcPr>
-            <w:tcW w:type="dxa" w:w="2160"/>
-          </w:tcPr>
-          <w:p>
-            <w:pPr>
-              <w:spacing w:before="20" w:after="20"/>
-              <w:jc w:val="left"/>
-            </w:pPr>
-            <w:r>
-              <w:rPr>
-                <w:sz w:val="17"/>
-              </w:rPr>
-              <w:t>0.292% – 0.681%</w:t>
+              <w:t>0.319% – 0.622%</w:t>
             </w:r>
           </w:p>
         </w:tc>
@@ -2969,6 +3081,163 @@
       </w:r>
     </w:p>
     <w:p>
+      <w:pPr>
+        <w:spacing w:before="120" w:after="120"/>
+        <w:ind w:left="480"/>
+      </w:pPr>
+      <w:r>
+        <w:rPr>
+          <w:b/>
+          <w:i/>
+          <w:color w:val="444444"/>
+          <w:sz w:val="20"/>
+        </w:rPr>
+        <w:t>Two corrections to the v1.2 grid, both made October 25, 2026, and both raise the floor.</w:t>
+      </w:r>
+      <w:r>
+        <w:rPr>
+          <w:i/>
+          <w:color w:val="444444"/>
+          <w:sz w:val="20"/>
+        </w:rPr>
+        <w:t xml:space="preserve"> (1) </w:t>
+      </w:r>
+      <w:r>
+        <w:rPr>
+          <w:i/>
+          <w:color w:val="444444"/>
+          <w:sz w:val="20"/>
+        </w:rPr>
+        <w:t>Red team S-3:</w:t>
+      </w:r>
+      <w:r>
+        <w:rPr>
+          <w:i/>
+          <w:color w:val="444444"/>
+          <w:sz w:val="20"/>
+        </w:rPr>
+        <w:t xml:space="preserve"> the model paired each end of the eligible pool with the </w:t>
+      </w:r>
+      <w:r>
+        <w:rPr>
+          <w:b/>
+          <w:i/>
+          <w:color w:val="444444"/>
+          <w:sz w:val="20"/>
+        </w:rPr>
+        <w:t>opposite</w:t>
+      </w:r>
+      <w:r>
+        <w:rPr>
+          <w:i/>
+          <w:color w:val="444444"/>
+          <w:sz w:val="20"/>
+        </w:rPr>
+        <w:t xml:space="preserve"> end of the past-window population, which inflated the spread and made this grid disagree with the "who bears it" table 25 lines below. Pairing like with like reconciles the two on a single pool of </w:t>
+      </w:r>
+      <w:r>
+        <w:rPr>
+          <w:b/>
+          <w:i/>
+          <w:color w:val="444444"/>
+          <w:sz w:val="20"/>
+        </w:rPr>
+        <w:t>11,565 – 24,036</w:t>
+      </w:r>
+      <w:r>
+        <w:rPr>
+          <w:i/>
+          <w:color w:val="444444"/>
+          <w:sz w:val="20"/>
+        </w:rPr>
+        <w:t xml:space="preserve">. (2) </w:t>
+      </w:r>
+      <w:r>
+        <w:rPr>
+          <w:i/>
+          <w:color w:val="444444"/>
+          <w:sz w:val="20"/>
+        </w:rPr>
+        <w:t>Red team S-5:</w:t>
+      </w:r>
+      <w:r>
+        <w:rPr>
+          <w:i/>
+          <w:color w:val="444444"/>
+          <w:sz w:val="20"/>
+        </w:rPr>
+        <w:t xml:space="preserve"> the published "$13M – $182M" took its </w:t>
+      </w:r>
+      <w:r>
+        <w:rPr>
+          <w:b/>
+          <w:i/>
+          <w:color w:val="444444"/>
+          <w:sz w:val="20"/>
+        </w:rPr>
+        <w:t>floor</w:t>
+      </w:r>
+      <w:r>
+        <w:rPr>
+          <w:i/>
+          <w:color w:val="444444"/>
+          <w:sz w:val="20"/>
+        </w:rPr>
+        <w:t xml:space="preserve"> from the 5% row of the superseded v1.1 band and its </w:t>
+      </w:r>
+      <w:r>
+        <w:rPr>
+          <w:b/>
+          <w:i/>
+          <w:color w:val="444444"/>
+          <w:sz w:val="20"/>
+        </w:rPr>
+        <w:t>ceiling</w:t>
+      </w:r>
+      <w:r>
+        <w:rPr>
+          <w:i/>
+          <w:color w:val="444444"/>
+          <w:sz w:val="20"/>
+        </w:rPr>
+        <w:t xml:space="preserve"> from the 30% row of the current scenario set — one range built from two assumption sets. Applying both corrections, </w:t>
+      </w:r>
+      <w:r>
+        <w:rPr>
+          <w:b/>
+          <w:i/>
+          <w:color w:val="444444"/>
+          <w:sz w:val="20"/>
+        </w:rPr>
+        <w:t>the range to publish is $28M – $166M</w:t>
+      </w:r>
+      <w:r>
+        <w:rPr>
+          <w:i/>
+          <w:color w:val="444444"/>
+          <w:sz w:val="20"/>
+        </w:rPr>
+        <w:t xml:space="preserve">, and it supersedes both "$13M – $182M" and the "$26M – $182M" interim figure. Reproduce with </w:t>
+      </w:r>
+      <w:r>
+        <w:rPr>
+          <w:rFonts w:ascii="Consolas" w:hAnsi="Consolas"/>
+          <w:i/>
+          <w:color w:val="303030"/>
+          <w:sz w:val="18"/>
+        </w:rPr>
+        <w:t>models/fm_model.py</w:t>
+      </w:r>
+      <w:r>
+        <w:rPr>
+          <w:i/>
+          <w:color w:val="444444"/>
+          <w:sz w:val="20"/>
+        </w:rPr>
+        <w:t>, section 3.</w:t>
+      </w:r>
+    </w:p>
+    <w:p>
       <w:r>
         <w:t xml:space="preserve">The payroll denominator is </w:t>
       </w:r>
@@ -2990,7 +3259,25 @@
         <w:t>The single input that would most narrow this range is historical take-up</w:t>
       </w:r>
       <w:r>
-        <w:t>, which VRS holds and nobody else does. The grid spans a factor of 14, and roughly 6 of that 14 is take-up alone. Prior-service purchase take-up is generally low because members must fund it from pay; if VRS's actual § 51.1-142.2 experience is in the low single digits, the honest headline is the bottom row.</w:t>
+        <w:t xml:space="preserve">, which VRS holds and nobody else does. Prior-service purchase take-up is generally low because members must fund it from pay — </w:t>
+      </w:r>
+      <w:r>
+        <w:rPr>
+          <w:b/>
+        </w:rPr>
+        <w:t>but past experience understates what this bill will produce.</w:t>
+      </w:r>
+      <w:r>
+        <w:t xml:space="preserve"> The observed low take-up was produced under actuarial-equivalent pricing after 24 months, 6-to-12-month payment terms, and members who never heard of the option in time, and this bill removes all three. JLCVSO cannot tell legislators the bill will reach veterans who currently miss out and simultaneously tell the money committees that take-up will stay where it was. Historical take-up, when VRS supplies it, must be adjusted </w:t>
+      </w:r>
+      <w:r>
+        <w:rPr>
+          <w:b/>
+        </w:rPr>
+        <w:t>upward</w:t>
+      </w:r>
+      <w:r>
+        <w:t xml:space="preserve"> for the removal of those three frictions rather than used raw.</w:t>
       </w:r>
     </w:p>
     <w:p>
@@ -3009,10 +3296,28 @@
         <w:rPr>
           <w:b/>
         </w:rPr>
-        <w:t>Local exposure flows through political-subdivision employer rates under § 51.1-145 and never touches the general fund.</w:t>
-      </w:r>
-      <w:r>
-        <w:t xml:space="preserve"> At 20% take-up:</w:t>
+        <w:t>Only the political-subdivision line is outside the general fund entirely</w:t>
+      </w:r>
+      <w:r>
+        <w:t xml:space="preserve"> — it flows through those employers' own § 51.1-145 rates. The state-agency line is </w:t>
+      </w:r>
+      <w:r>
+        <w:rPr>
+          <w:b/>
+        </w:rPr>
+        <w:t>general fund and nongeneral fund</w:t>
+      </w:r>
+      <w:r>
+        <w:t xml:space="preserve">, and the Commonwealth carries a share of the teacher line through the Standards of Quality; both are picked up in a </w:t>
+      </w:r>
+      <w:r>
+        <w:rPr>
+          <w:b/>
+        </w:rPr>
+        <w:t>future</w:t>
+      </w:r>
+      <w:r>
+        <w:t xml:space="preserve"> appropriation act under § 51.1-145 K. Say that plainly rather than let a House Appropriations analyst find it. At 20% take-up:</w:t>
       </w:r>
     </w:p>
     <w:tbl>
@@ -3344,6 +3649,35 @@
     </w:p>
     <w:p>
       <w:r>
+        <w:rPr>
+          <w:b/>
+        </w:rPr>
+        <w:t>Why this total is not identical to the 20% row above ($57.0M – $110.9M).</w:t>
+      </w:r>
+      <w:r>
+        <w:t xml:space="preserve"> The pool is the same — 11,565 – 24,036, and after the S-3 correction the two derivations agree exactly. The dollars differ because this table applies a single </w:t>
+      </w:r>
+      <w:r>
+        <w:rPr>
+          <w:b/>
+        </w:rPr>
+        <w:t>pool-weighted blended</w:t>
+      </w:r>
+      <w:r>
+        <w:t xml:space="preserve"> net cost of $24,627 per purchaser across employer groups, since VRS does not publish plan mix by employer group, while the grid applies the </w:t>
+      </w:r>
+      <w:r>
+        <w:rPr>
+          <w:b/>
+        </w:rPr>
+        <w:t>per-plan</w:t>
+      </w:r>
+      <w:r>
+        <w:t xml:space="preserve"> net costs. The low ends agree to the dollar; the high ends differ by about 7% for that reason alone. Quote the grid for the headline and this table for the split, and say which is which.</w:t>
+      </w:r>
+    </w:p>
+    <w:p>
+      <w:r>
         <w:t xml:space="preserve">Two things to be straightforward about. The teacher line is </w:t>
       </w:r>
       <w:r>
@@ -3370,7 +3704,7 @@
         <w:pStyle w:val="Heading3"/>
       </w:pPr>
       <w:r>
-        <w:t>The cross-check that matters most</w:t>
+        <w:t>The only public Virginia anchor — and what it does and does not prove</w:t>
       </w:r>
     </w:p>
     <w:p>
@@ -3378,7 +3712,7 @@
         <w:rPr>
           <w:b/>
         </w:rPr>
-        <w:t>VRS has already priced a more generous version of this bill, and our figures come in below it.</w:t>
+        <w:t>VRS has already priced a related bill. Our figures and VRS's bracket the answer; do not claim ours is the conservative one.</w:t>
       </w:r>
     </w:p>
     <w:p>
@@ -3407,7 +3741,19 @@
         <w:rPr>
           <w:b/>
         </w:rPr>
-        <w:t>$10,000 to $60,000 of unfunded liability per participating member.</w:t>
+        <w:t>$10,000 to $60,000 of unfunded liability per participating member</w:t>
+      </w:r>
+      <w:r>
+        <w:t xml:space="preserve">, average </w:t>
+      </w:r>
+      <w:r>
+        <w:rPr>
+          <w:b/>
+        </w:rPr>
+        <w:t>$35,000</w:t>
+      </w:r>
+      <w:r>
+        <w:t>.</w:t>
       </w:r>
     </w:p>
     <w:tbl>
@@ -3630,20 +3976,7 @@
               <w:rPr>
                 <w:sz w:val="17"/>
               </w:rPr>
-              <w:t xml:space="preserve">below it — as a </w:t>
-            </w:r>
-            <w:r>
-              <w:rPr>
-                <w:i/>
-                <w:sz w:val="17"/>
-              </w:rPr>
-              <w:t>priced</w:t>
-            </w:r>
-            <w:r>
-              <w:rPr>
-                <w:sz w:val="17"/>
-              </w:rPr>
-              <w:t xml:space="preserve"> purchase should be</w:t>
+              <w:t>below it</w:t>
             </w:r>
           </w:p>
         </w:tc>
@@ -3716,17 +4049,151 @@
       </w:r>
     </w:p>
     <w:p>
-      <w:r>
-        <w:t xml:space="preserve">A purchase at which the member still pays must cost the Fund </w:t>
+      <w:pPr>
+        <w:spacing w:before="120" w:after="120"/>
+        <w:ind w:left="480"/>
+      </w:pPr>
+      <w:r>
+        <w:rPr>
+          <w:b/>
+          <w:i/>
+          <w:color w:val="444444"/>
+          <w:sz w:val="20"/>
+        </w:rPr>
+        <w:t>Read this table carefully, because the obvious inference from it is wrong.</w:t>
+      </w:r>
+      <w:r>
+        <w:rPr>
+          <w:i/>
+          <w:color w:val="444444"/>
+          <w:sz w:val="20"/>
+        </w:rPr>
+        <w:t xml:space="preserve"> Our figures are </w:t>
+      </w:r>
+      <w:r>
+        <w:rPr>
+          <w:b/>
+          <w:i/>
+          <w:color w:val="444444"/>
+          <w:sz w:val="20"/>
+        </w:rPr>
+        <w:t>net of what the member pays</w:t>
+      </w:r>
+      <w:r>
+        <w:rPr>
+          <w:i/>
+          <w:color w:val="444444"/>
+          <w:sz w:val="20"/>
+        </w:rPr>
+        <w:t xml:space="preserve">, for </w:t>
+      </w:r>
+      <w:r>
+        <w:rPr>
+          <w:b/>
+          <w:i/>
+          <w:color w:val="444444"/>
+          <w:sz w:val="20"/>
+        </w:rPr>
+        <w:t>2.5</w:t>
+      </w:r>
+      <w:r>
+        <w:rPr>
+          <w:i/>
+          <w:color w:val="444444"/>
+          <w:sz w:val="20"/>
+        </w:rPr>
+        <w:t xml:space="preserve"> purchased years. VRS's are for a </w:t>
+      </w:r>
+      <w:r>
+        <w:rPr>
+          <w:b/>
+          <w:i/>
+          <w:color w:val="444444"/>
+          <w:sz w:val="20"/>
+        </w:rPr>
+        <w:t>free</w:t>
+      </w:r>
+      <w:r>
+        <w:rPr>
+          <w:i/>
+          <w:color w:val="444444"/>
+          <w:sz w:val="20"/>
+        </w:rPr>
+        <w:t xml:space="preserve"> grant of </w:t>
+      </w:r>
+      <w:r>
+        <w:rPr>
+          <w:b/>
+          <w:i/>
+          <w:color w:val="444444"/>
+          <w:sz w:val="20"/>
+        </w:rPr>
+        <w:t>four</w:t>
+      </w:r>
+      <w:r>
+        <w:rPr>
+          <w:i/>
+          <w:color w:val="444444"/>
+          <w:sz w:val="20"/>
+        </w:rPr>
+        <w:t xml:space="preserve"> years. Those are not the same quantity, so "inside the band" is not evidence that this estimate is conservative, and earlier drafts of this brief were wrong to say so. </w:t>
+      </w:r>
+      <w:r>
+        <w:rPr>
+          <w:b/>
+          <w:i/>
+          <w:color w:val="444444"/>
+          <w:sz w:val="20"/>
+        </w:rPr>
+        <w:t>Put on the same footing — free, four years — our Plan 1 figure is about $123,520, roughly twice the top of VRS's range.</w:t>
+      </w:r>
+      <w:r>
+        <w:rPr>
+          <w:i/>
+          <w:color w:val="444444"/>
+          <w:sz w:val="20"/>
+        </w:rPr>
+        <w:t xml:space="preserve"> The honest statement is a bracket: the two estimates straddle the answer, ours sits at the higher end on a like-for-like basis, and the only figure that will count is the one VRS files under § 30-19.1:7. There is also a plan-mix caveat that runs in a knowable direction: VRS's $35,000 is a </w:t>
+      </w:r>
+      <w:r>
+        <w:rPr>
+          <w:b/>
+          <w:i/>
+          <w:color w:val="444444"/>
+          <w:sz w:val="20"/>
+        </w:rPr>
+        <w:t>teacher-only</w:t>
+      </w:r>
+      <w:r>
+        <w:rPr>
+          <w:i/>
+          <w:color w:val="444444"/>
+          <w:sz w:val="20"/>
+        </w:rPr>
+        <w:t xml:space="preserve"> average, and teachers are a longer-tenure workforce, so if they skew more Plan 1 than our blend, VRS's average reflects a costlier mix than ours does.</w:t>
+      </w:r>
+    </w:p>
+    <w:p>
+      <w:r>
+        <w:t xml:space="preserve">What the comparison </w:t>
       </w:r>
       <w:r>
         <w:rPr>
           <w:b/>
         </w:rPr>
-        <w:t>less</w:t>
-      </w:r>
-      <w:r>
-        <w:t xml:space="preserve"> than a free grant of the same service. These figures do exactly that: two of three sit inside VRS's own band and the third sits just below it. That is the expected pattern, and it is the strongest available evidence that this estimate is in the right range rather than optimistic.</w:t>
+        <w:t>is</w:t>
+      </w:r>
+      <w:r>
+        <w:t xml:space="preserve"> good for is magnitude and direction. It is how we know brief v1.1 was wrong: ~$3,750 per member sat roughly a factor of three below even the floor of a band VRS produced for a </w:t>
+      </w:r>
+      <w:r>
+        <w:rPr>
+          <w:b/>
+        </w:rPr>
+        <w:t>free</w:t>
+      </w:r>
+      <w:r>
+        <w:t xml:space="preserve"> benefit. That signal was available in the HB 1867 statement at the time.</w:t>
       </w:r>
     </w:p>
     <w:p>
@@ -3828,7 +4295,7 @@
           <w:color w:val="444444"/>
           <w:sz w:val="20"/>
         </w:rPr>
-        <w:t xml:space="preserve"> threshold (§ 51.1-153 B 1), once a member is past 50 the service leg binds alone, so </w:t>
+        <w:t xml:space="preserve"> threshold (§ 51.1-153 B 2), once a member is past 50 the service leg binds alone, so </w:t>
       </w:r>
       <w:r>
         <w:rPr>
@@ -4310,16 +4777,16 @@
     </w:p>
     <w:p>
       <w:r>
-        <w:t xml:space="preserve">A multiple below 1.0× means the veteran is paying </w:t>
+        <w:t xml:space="preserve">A multiple below 1.0× means the veteran is paying more than </w:t>
       </w:r>
       <w:r>
         <w:rPr>
           <w:b/>
         </w:rPr>
-        <w:t>more</w:t>
-      </w:r>
-      <w:r>
-        <w:t xml:space="preserve"> than the credit is actuarially worth. The break-even clusters tightly at </w:t>
+        <w:t>the increase in their pension check</w:t>
+      </w:r>
+      <w:r>
+        <w:t xml:space="preserve"> is worth. The break-even clusters tightly at </w:t>
       </w:r>
       <w:r>
         <w:rPr>
@@ -4328,7 +4795,163 @@
         <w:t>age 47–48 in all three plans</w:t>
       </w:r>
       <w:r>
-        <w:t>. Below that age the veteran subsidises the Fund. That is the strongest fiscal argument this proposal has, and it is why the Hybrid per-member figure is only $6,779.</w:t>
+        <w:t xml:space="preserve"> — </w:t>
+      </w:r>
+      <w:r>
+        <w:rPr>
+          <w:b/>
+        </w:rPr>
+        <w:t>on the benefit-amount channel alone.</w:t>
+      </w:r>
+      <w:r>
+        <w:t xml:space="preserve"> That restriction is load-bearing.</w:t>
+      </w:r>
+    </w:p>
+    <w:p>
+      <w:pPr>
+        <w:spacing w:before="120" w:after="120"/>
+        <w:ind w:left="480"/>
+      </w:pPr>
+      <w:r>
+        <w:rPr>
+          <w:b/>
+          <w:i/>
+          <w:color w:val="444444"/>
+          <w:sz w:val="20"/>
+        </w:rPr>
+        <w:t>Do not say "below 47–48 the veteran subsidises the Fund."</w:t>
+      </w:r>
+      <w:r>
+        <w:rPr>
+          <w:i/>
+          <w:color w:val="444444"/>
+          <w:sz w:val="20"/>
+        </w:rPr>
+        <w:t xml:space="preserve"> Earlier drafts did, and called it the strongest fiscal argument the proposal has. It is withdrawn. It is computed on the benefit-amount channel only, which is roughly half the cost; the cost figures in this brief are computed on the </w:t>
+      </w:r>
+      <w:r>
+        <w:rPr>
+          <w:b/>
+          <w:i/>
+          <w:color w:val="444444"/>
+          <w:sz w:val="20"/>
+        </w:rPr>
+        <w:t>full</w:t>
+      </w:r>
+      <w:r>
+        <w:rPr>
+          <w:i/>
+          <w:color w:val="444444"/>
+          <w:sz w:val="20"/>
+        </w:rPr>
+        <w:t xml:space="preserve"> basis, benefit amount </w:t>
+      </w:r>
+      <w:r>
+        <w:rPr>
+          <w:i/>
+          <w:color w:val="444444"/>
+          <w:sz w:val="20"/>
+        </w:rPr>
+        <w:t>plus</w:t>
+      </w:r>
+      <w:r>
+        <w:rPr>
+          <w:i/>
+          <w:color w:val="444444"/>
+          <w:sz w:val="20"/>
+        </w:rPr>
+        <w:t xml:space="preserve"> retirement-date acceleration. Re-run on that full basis there is </w:t>
+      </w:r>
+      <w:r>
+        <w:rPr>
+          <w:b/>
+          <w:i/>
+          <w:color w:val="444444"/>
+          <w:sz w:val="20"/>
+        </w:rPr>
+        <w:t>no age at which the member overpays</w:t>
+      </w:r>
+      <w:r>
+        <w:rPr>
+          <w:i/>
+          <w:color w:val="444444"/>
+          <w:sz w:val="20"/>
+        </w:rPr>
+        <w:t>, in any plan, at any age from 28 to 61. Quoting one basis to sell the bill and the other to price it is the single easiest contradiction for an actuary to find, and a legislator can find it unaided by noticing that the Hybrid per-member cost is $6,779 while nearly every Hybrid member is under 47.</w:t>
+      </w:r>
+    </w:p>
+    <w:p>
+      <w:pPr>
+        <w:spacing w:before="120" w:after="120"/>
+        <w:ind w:left="480"/>
+      </w:pPr>
+      <w:r>
+        <w:rPr>
+          <w:b/>
+          <w:i/>
+          <w:color w:val="444444"/>
+          <w:sz w:val="20"/>
+        </w:rPr>
+        <w:t>The argument that survives on the same basis the cost is computed on is the plan mix.</w:t>
+      </w:r>
+      <w:r>
+        <w:rPr>
+          <w:i/>
+          <w:color w:val="444444"/>
+          <w:sz w:val="20"/>
+        </w:rPr>
+        <w:t xml:space="preserve"> Hybrid costs </w:t>
+      </w:r>
+      <w:r>
+        <w:rPr>
+          <w:b/>
+          <w:i/>
+          <w:color w:val="444444"/>
+          <w:sz w:val="20"/>
+        </w:rPr>
+        <w:t>$6,779</w:t>
+      </w:r>
+      <w:r>
+        <w:rPr>
+          <w:i/>
+          <w:color w:val="444444"/>
+          <w:sz w:val="20"/>
+        </w:rPr>
+        <w:t xml:space="preserve"> per member against Plan 1's </w:t>
+      </w:r>
+      <w:r>
+        <w:rPr>
+          <w:b/>
+          <w:i/>
+          <w:color w:val="444444"/>
+          <w:sz w:val="20"/>
+        </w:rPr>
+        <w:t>$47,967</w:t>
+      </w:r>
+      <w:r>
+        <w:rPr>
+          <w:i/>
+          <w:color w:val="444444"/>
+          <w:sz w:val="20"/>
+        </w:rPr>
+        <w:t xml:space="preserve"> — about one seventh. Hybrid is </w:t>
+      </w:r>
+      <w:r>
+        <w:rPr>
+          <w:b/>
+          <w:i/>
+          <w:color w:val="444444"/>
+          <w:sz w:val="20"/>
+        </w:rPr>
+        <w:t>53% of actives today and 100% of all future hires</w:t>
+      </w:r>
+      <w:r>
+        <w:rPr>
+          <w:i/>
+          <w:color w:val="444444"/>
+          <w:sz w:val="20"/>
+        </w:rPr>
+        <w:t>, so the per-member cost of this bill declines as the membership turns over, with no further legislation. Use that one instead.</w:t>
       </w:r>
     </w:p>
     <w:p>
@@ -5826,7 +6449,7 @@
       <w:pPr>
         <w:pStyle w:val="ListBullet"/>
       </w:pPr>
-      <w:hyperlink r:id="rId11">
+      <w:hyperlink r:id="rId12">
         <w:r>
           <w:rPr>
             <w:rFonts w:ascii="Calibri" w:hAnsi="Calibri"/>
@@ -5838,24 +6461,6 @@
       </w:hyperlink>
       <w:r>
         <w:t xml:space="preserve"> — military purchase right, 4-year cap, 180-day rule, 24-month cost window</w:t>
-      </w:r>
-    </w:p>
-    <w:p>
-      <w:pPr>
-        <w:pStyle w:val="ListBullet"/>
-      </w:pPr>
-      <w:hyperlink r:id="rId12">
-        <w:r>
-          <w:rPr>
-            <w:rFonts w:ascii="Calibri" w:hAnsi="Calibri"/>
-            <w:color w:val="1A4F8A"/>
-            <w:u w:val="single"/>
-          </w:rPr>
-          <w:t xml:space="preserve">§ 51.1-124.3, Definitions</w:t>
-        </w:r>
-      </w:hyperlink>
-      <w:r>
-        <w:t xml:space="preserve"> — "creditable service," "normal retirement date"</w:t>
       </w:r>
     </w:p>
     <w:p>
@@ -5869,11 +6474,11 @@
             <w:color w:val="1A4F8A"/>
             <w:u w:val="single"/>
           </w:rPr>
-          <w:t xml:space="preserve">§ 51.1-153, Service retirement</w:t>
+          <w:t xml:space="preserve">§ 51.1-124.3, Definitions</w:t>
         </w:r>
       </w:hyperlink>
       <w:r>
-        <w:t xml:space="preserve"> — retirement eligibility, Rule of 90</w:t>
+        <w:t xml:space="preserve"> — "creditable service," "normal retirement date"</w:t>
       </w:r>
     </w:p>
     <w:p>
@@ -5887,11 +6492,11 @@
             <w:color w:val="1A4F8A"/>
             <w:u w:val="single"/>
           </w:rPr>
-          <w:t xml:space="preserve">§ 51.1-155, Service retirement allowance</w:t>
+          <w:t xml:space="preserve">§ 51.1-153, Service retirement</w:t>
         </w:r>
       </w:hyperlink>
       <w:r>
-        <w:t xml:space="preserve"> — pension formula</w:t>
+        <w:t xml:space="preserve"> — retirement eligibility, Rule of 90</w:t>
       </w:r>
     </w:p>
     <w:p>
@@ -5905,11 +6510,11 @@
             <w:color w:val="1A4F8A"/>
             <w:u w:val="single"/>
           </w:rPr>
-          <w:t xml:space="preserve">§ 51.1-169, Hybrid retirement program</w:t>
+          <w:t xml:space="preserve">§ 51.1-155, Service retirement allowance</w:t>
         </w:r>
       </w:hyperlink>
       <w:r>
-        <w:t xml:space="preserve"> — 1.0% multiplier</w:t>
+        <w:t xml:space="preserve"> — pension formula</w:t>
       </w:r>
     </w:p>
     <w:p>
@@ -5923,11 +6528,11 @@
             <w:color w:val="1A4F8A"/>
             <w:u w:val="single"/>
           </w:rPr>
-          <w:t xml:space="preserve">§ 51.1-166, Post-retirement supplements</w:t>
+          <w:t xml:space="preserve">§ 51.1-169, Hybrid retirement program</w:t>
         </w:r>
       </w:hyperlink>
       <w:r>
-        <w:t xml:space="preserve"> — COLA</w:t>
+        <w:t xml:space="preserve"> — 1.0% multiplier</w:t>
       </w:r>
     </w:p>
     <w:p>
@@ -5941,11 +6546,11 @@
             <w:color w:val="1A4F8A"/>
             <w:u w:val="single"/>
           </w:rPr>
-          <w:t xml:space="preserve">§ 51.1-1400, Health insurance credits for retired state employees</w:t>
+          <w:t xml:space="preserve">§ 51.1-166, Post-retirement supplements</w:t>
         </w:r>
       </w:hyperlink>
       <w:r>
-        <w:t xml:space="preserve"> — 15-year threshold, $4.25/month per year</w:t>
+        <w:t xml:space="preserve"> — COLA</w:t>
       </w:r>
     </w:p>
     <w:p>
@@ -5953,6 +6558,24 @@
         <w:pStyle w:val="ListBullet"/>
       </w:pPr>
       <w:hyperlink r:id="rId18">
+        <w:r>
+          <w:rPr>
+            <w:rFonts w:ascii="Calibri" w:hAnsi="Calibri"/>
+            <w:color w:val="1A4F8A"/>
+            <w:u w:val="single"/>
+          </w:rPr>
+          <w:t xml:space="preserve">§ 51.1-1400, Health insurance credits for retired state employees</w:t>
+        </w:r>
+      </w:hyperlink>
+      <w:r>
+        <w:t xml:space="preserve"> — 15-year threshold, $4.25/month per year</w:t>
+      </w:r>
+    </w:p>
+    <w:p>
+      <w:pPr>
+        <w:pStyle w:val="ListBullet"/>
+      </w:pPr>
+      <w:hyperlink r:id="rId19">
         <w:r>
           <w:rPr>
             <w:rFonts w:ascii="Calibri" w:hAnsi="Calibri"/>
@@ -5967,7 +6590,7 @@
       <w:pPr>
         <w:pStyle w:val="ListBullet"/>
       </w:pPr>
-      <w:hyperlink r:id="rId19">
+      <w:hyperlink r:id="rId20">
         <w:r>
           <w:rPr>
             <w:rFonts w:ascii="Calibri" w:hAnsi="Calibri"/>
@@ -5982,7 +6605,7 @@
       <w:pPr>
         <w:pStyle w:val="ListBullet"/>
       </w:pPr>
-      <w:hyperlink r:id="rId20">
+      <w:hyperlink r:id="rId21">
         <w:r>
           <w:rPr>
             <w:rFonts w:ascii="Calibri" w:hAnsi="Calibri"/>
@@ -5997,7 +6620,7 @@
       <w:pPr>
         <w:pStyle w:val="ListBullet"/>
       </w:pPr>
-      <w:hyperlink r:id="rId21">
+      <w:hyperlink r:id="rId22">
         <w:r>
           <w:rPr>
             <w:rFonts w:ascii="Calibri" w:hAnsi="Calibri"/>
@@ -6007,7 +6630,7 @@
           <w:t xml:space="preserve">VRS, </w:t>
         </w:r>
       </w:hyperlink>
-      <w:hyperlink r:id="rId21">
+      <w:hyperlink r:id="rId22">
         <w:r>
           <w:rPr>
             <w:rFonts w:ascii="Calibri" w:hAnsi="Calibri"/>
@@ -6020,35 +6643,6 @@
       </w:hyperlink>
       <w:r>
         <w:t xml:space="preserve"> (rates effective July 1, 2025; chart updated July 1, 2026) — 6.68% / 10.74% / 12.50%</w:t>
-      </w:r>
-    </w:p>
-    <w:p>
-      <w:pPr>
-        <w:pStyle w:val="ListBullet"/>
-      </w:pPr>
-      <w:hyperlink r:id="rId22">
-        <w:r>
-          <w:rPr>
-            <w:rFonts w:ascii="Calibri" w:hAnsi="Calibri"/>
-            <w:color w:val="1A4F8A"/>
-            <w:u w:val="single"/>
-          </w:rPr>
-          <w:t xml:space="preserve">VRS Employer Manual, </w:t>
-        </w:r>
-      </w:hyperlink>
-      <w:hyperlink r:id="rId22">
-        <w:r>
-          <w:rPr>
-            <w:rFonts w:ascii="Calibri" w:hAnsi="Calibri"/>
-            <w:color w:val="1A4F8A"/>
-            <w:u w:val="single"/>
-            <w:i/>
-          </w:rPr>
-          <w:t xml:space="preserve">Purchase of Prior Service Credit</w:t>
-        </w:r>
-      </w:hyperlink>
-      <w:r>
-        <w:t xml:space="preserve"> (July 2026), pp. 5–6, 11–12 — military purchase rules, cost window, definition of actuarial equivalent, payment agreement limits</w:t>
       </w:r>
     </w:p>
     <w:p>
@@ -6062,7 +6656,7 @@
             <w:color w:val="1A4F8A"/>
             <w:u w:val="single"/>
           </w:rPr>
-          <w:t xml:space="preserve">DHRM, </w:t>
+          <w:t xml:space="preserve">VRS Employer Manual, </w:t>
         </w:r>
       </w:hyperlink>
       <w:hyperlink r:id="rId23">
@@ -6073,35 +6667,11 @@
             <w:u w:val="single"/>
             <w:i/>
           </w:rPr>
-          <w:t xml:space="preserve">State Employee Workforce, Compensation, Health Benefits</w:t>
+          <w:t xml:space="preserve">Purchase of Prior Service Credit</w:t>
         </w:r>
       </w:hyperlink>
       <w:r>
-        <w:t>, presentation to the Senate Finance &amp; Appropriations Committee, January 21, 2025 — slide 6 (56,917 classified employees), slide 8 (6% veterans; average age 46.7; average service 10.3 years; average new-hire age 37.7), slide 10 (16,088 recruitments, 64% new hires/rehires), slide 14 ($69,865 mean salary)</w:t>
-      </w:r>
-    </w:p>
-    <w:p>
-      <w:r>
-        <w:rPr>
-          <w:b/>
-        </w:rPr>
-        <w:t>Added at v1.2 — the re-scoped cost basis.</w:t>
-      </w:r>
-      <w:r>
-        <w:t xml:space="preserve"> Full citations, page and table references in </w:t>
-      </w:r>
-      <w:hyperlink r:id="rId10">
-        <w:r>
-          <w:rPr>
-            <w:rFonts w:ascii="Calibri" w:hAnsi="Calibri"/>
-            <w:color w:val="1A4F8A"/>
-            <w:u w:val="single"/>
-          </w:rPr>
-          <w:t xml:space="preserve">Annex 2 Closure</w:t>
-        </w:r>
-      </w:hyperlink>
-      <w:r>
-        <w:t>, "Sources added by this annex."</w:t>
+        <w:t xml:space="preserve"> (July 2026), pp. 5–6, 11–12 — military purchase rules, cost window, definition of actuarial equivalent, payment agreement limits</w:t>
       </w:r>
     </w:p>
     <w:p>
@@ -6115,7 +6685,7 @@
             <w:color w:val="1A4F8A"/>
             <w:u w:val="single"/>
           </w:rPr>
-          <w:t xml:space="preserve">VRS, </w:t>
+          <w:t xml:space="preserve">DHRM, </w:t>
         </w:r>
       </w:hyperlink>
       <w:hyperlink r:id="rId24">
@@ -6126,11 +6696,35 @@
             <w:u w:val="single"/>
             <w:i/>
           </w:rPr>
-          <w:t xml:space="preserve">VRS 101 / Who We Serve</w:t>
+          <w:t xml:space="preserve">State Employee Workforce, Compensation, Health Benefits</w:t>
         </w:r>
       </w:hyperlink>
       <w:r>
-        <w:t>, 2025 ed. — active members by plan at 6/30/2025: Plan 1 110,474; Plan 2 67,333; Hybrid 200,253; total 378,060</w:t>
+        <w:t>, presentation to the Senate Finance &amp; Appropriations Committee, January 21, 2025 — slide 6 (56,917 classified employees), slide 8 (6% veterans; average age 46.7; average service 10.3 years; average new-hire age 37.7), slide 10 (16,088 recruitments, 64% new hires/rehires), slide 14 ($69,865 mean salary)</w:t>
+      </w:r>
+    </w:p>
+    <w:p>
+      <w:r>
+        <w:rPr>
+          <w:b/>
+        </w:rPr>
+        <w:t>Added at v1.2 — the re-scoped cost basis.</w:t>
+      </w:r>
+      <w:r>
+        <w:t xml:space="preserve"> Full citations, page and table references in </w:t>
+      </w:r>
+      <w:hyperlink r:id="rId10">
+        <w:r>
+          <w:rPr>
+            <w:rFonts w:ascii="Calibri" w:hAnsi="Calibri"/>
+            <w:color w:val="1A4F8A"/>
+            <w:u w:val="single"/>
+          </w:rPr>
+          <w:t xml:space="preserve">Annex 2 Closure</w:t>
+        </w:r>
+      </w:hyperlink>
+      <w:r>
+        <w:t>, "Sources added by this annex."</w:t>
       </w:r>
     </w:p>
     <w:p>
@@ -6144,17 +6738,22 @@
             <w:color w:val="1A4F8A"/>
             <w:u w:val="single"/>
           </w:rPr>
-          <w:t xml:space="preserve">VRS Annual Comprehensive Financial Report FY2025</w:t>
+          <w:t xml:space="preserve">VRS, </w:t>
         </w:r>
       </w:hyperlink>
-      <w:r>
-        <w:t xml:space="preserve">, Figures 2.3, 2.9 and 2.10 — active members and vested / non-vested split by employer group; plan membership-date rules; </w:t>
-      </w:r>
-      <w:r>
-        <w:rPr>
-          <w:b/>
-        </w:rPr>
-        <w:t>Plan 2 remains open to VaLORS, SPORS and hazardous duty members hired after December 31, 2013</w:t>
+      <w:hyperlink r:id="rId25">
+        <w:r>
+          <w:rPr>
+            <w:rFonts w:ascii="Calibri" w:hAnsi="Calibri"/>
+            <w:color w:val="1A4F8A"/>
+            <w:u w:val="single"/>
+            <w:i/>
+          </w:rPr>
+          <w:t xml:space="preserve">VRS 101 / Who We Serve</w:t>
+        </w:r>
+      </w:hyperlink>
+      <w:r>
+        <w:t>, 2025 ed. — active members by plan at 6/30/2025: Plan 1 110,474; Plan 2 67,333; Hybrid 200,253; total 378,060</w:t>
       </w:r>
     </w:p>
     <w:p>
@@ -6168,11 +6767,17 @@
             <w:color w:val="1A4F8A"/>
             <w:u w:val="single"/>
           </w:rPr>
-          <w:t xml:space="preserve">VRS Annual Actuarial Valuation, June 30, 2025</w:t>
+          <w:t xml:space="preserve">VRS Annual Comprehensive Financial Report FY2025</w:t>
         </w:r>
       </w:hyperlink>
       <w:r>
-        <w:t xml:space="preserve"> — Annual Covered Payroll by group (total $26,762,817,000); 6.75% assumed return; COLA assumptions 2.50% / 2.25%; Total Normal Cost by group; Plan Actuary is Gabriel, Roeder, Smith &amp; Company</w:t>
+        <w:t xml:space="preserve">, Figures 2.3, 2.9 and 2.10 — active members and vested / non-vested split by employer group; plan membership-date rules; </w:t>
+      </w:r>
+      <w:r>
+        <w:rPr>
+          <w:b/>
+        </w:rPr>
+        <w:t>Plan 2 remains open to VaLORS, SPORS and hazardous duty members hired after December 31, 2013</w:t>
       </w:r>
     </w:p>
     <w:p>
@@ -6186,17 +6791,11 @@
             <w:color w:val="1A4F8A"/>
             <w:u w:val="single"/>
           </w:rPr>
-          <w:t xml:space="preserve">VRS Board of Trustees minutes, June 18, 2025</w:t>
+          <w:t xml:space="preserve">VRS Annual Actuarial Valuation, June 30, 2025</w:t>
         </w:r>
       </w:hyperlink>
       <w:r>
-        <w:t xml:space="preserve"> — Request for Board Action 2025-06-10 adopting the July 1, 2025 ANC rates; ANC rates "updated every four years following the quadrennial experience study"; </w:t>
-      </w:r>
-      <w:r>
-        <w:rPr>
-          <w:b/>
-        </w:rPr>
-        <w:t>"the actuarial equivalent cost rates are developed by the Plan Actuary based on the assumptions and demographic data from the prior year valuations"</w:t>
+        <w:t xml:space="preserve"> — Annual Covered Payroll by group (total $26,762,817,000); 6.75% assumed return; COLA assumptions 2.50% / 2.25%; Total Normal Cost by group; Plan Actuary is Gabriel, Roeder, Smith &amp; Company</w:t>
       </w:r>
     </w:p>
     <w:p>
@@ -6210,20 +6809,17 @@
             <w:color w:val="1A4F8A"/>
             <w:u w:val="single"/>
           </w:rPr>
-          <w:t xml:space="preserve">VRS Board of Trustees minutes, June 17, 2026</w:t>
+          <w:t xml:space="preserve">VRS Board of Trustees minutes, June 18, 2025</w:t>
         </w:r>
       </w:hyperlink>
       <w:r>
-        <w:t xml:space="preserve"> — </w:t>
+        <w:t xml:space="preserve"> — Request for Board Action 2025-06-10 adopting the July 1, 2025 ANC rates; ANC rates "updated every four years following the quadrennial experience study"; </w:t>
       </w:r>
       <w:r>
         <w:rPr>
           <w:b/>
         </w:rPr>
-        <w:t>next quadrennial assumption review is 2029</w:t>
-      </w:r>
-      <w:r>
-        <w:t>; fixed-rate early-retirement reductions "provide a subsidy that varies by age and service"</w:t>
+        <w:t>"the actuarial equivalent cost rates are developed by the Plan Actuary based on the assumptions and demographic data from the prior year valuations"</w:t>
       </w:r>
     </w:p>
     <w:p>
@@ -6237,38 +6833,20 @@
             <w:color w:val="1A4F8A"/>
             <w:u w:val="single"/>
           </w:rPr>
-          <w:t xml:space="preserve">BLS, </w:t>
+          <w:t xml:space="preserve">VRS Board of Trustees minutes, June 17, 2026</w:t>
         </w:r>
       </w:hyperlink>
-      <w:hyperlink r:id="rId29">
-        <w:r>
-          <w:rPr>
-            <w:rFonts w:ascii="Calibri" w:hAnsi="Calibri"/>
-            <w:color w:val="1A4F8A"/>
-            <w:u w:val="single"/>
-            <w:i/>
-          </w:rPr>
-          <w:t xml:space="preserve">Employment Situation of Veterans</w:t>
-        </w:r>
-      </w:hyperlink>
-      <w:hyperlink r:id="rId29">
-        <w:r>
-          <w:rPr>
-            <w:rFonts w:ascii="Calibri" w:hAnsi="Calibri"/>
-            <w:color w:val="1A4F8A"/>
-            <w:u w:val="single"/>
-          </w:rPr>
-          <w:t xml:space="preserve">, Table 8</w:t>
-        </w:r>
-      </w:hyperlink>
-      <w:r>
-        <w:t xml:space="preserve">, August 2025 — veteran share of U.S. state-and-local-government workers, derived at </w:t>
+      <w:r>
+        <w:t xml:space="preserve"> — </w:t>
       </w:r>
       <w:r>
         <w:rPr>
           <w:b/>
         </w:rPr>
-        <w:t>5.75%</w:t>
+        <w:t>next quadrennial assumption review is 2029</w:t>
+      </w:r>
+      <w:r>
+        <w:t>; fixed-rate early-retirement reductions "provide a subsidy that varies by age and service"</w:t>
       </w:r>
     </w:p>
     <w:p>
@@ -6282,7 +6860,7 @@
             <w:color w:val="1A4F8A"/>
             <w:u w:val="single"/>
           </w:rPr>
-          <w:t xml:space="preserve">NCES, </w:t>
+          <w:t xml:space="preserve">BLS, </w:t>
         </w:r>
       </w:hyperlink>
       <w:hyperlink r:id="rId30">
@@ -6293,10 +6871,55 @@
             <w:u w:val="single"/>
             <w:i/>
           </w:rPr>
+          <w:t xml:space="preserve">Employment Situation of Veterans</w:t>
+        </w:r>
+      </w:hyperlink>
+      <w:hyperlink r:id="rId30">
+        <w:r>
+          <w:rPr>
+            <w:rFonts w:ascii="Calibri" w:hAnsi="Calibri"/>
+            <w:color w:val="1A4F8A"/>
+            <w:u w:val="single"/>
+          </w:rPr>
+          <w:t xml:space="preserve">, Table 8</w:t>
+        </w:r>
+      </w:hyperlink>
+      <w:r>
+        <w:t xml:space="preserve">, August 2025 — veteran share of U.S. state-and-local-government workers, derived at </w:t>
+      </w:r>
+      <w:r>
+        <w:rPr>
+          <w:b/>
+        </w:rPr>
+        <w:t>5.75%</w:t>
+      </w:r>
+    </w:p>
+    <w:p>
+      <w:pPr>
+        <w:pStyle w:val="ListBullet"/>
+      </w:pPr>
+      <w:hyperlink r:id="rId31">
+        <w:r>
+          <w:rPr>
+            <w:rFonts w:ascii="Calibri" w:hAnsi="Calibri"/>
+            <w:color w:val="1A4F8A"/>
+            <w:u w:val="single"/>
+          </w:rPr>
+          <w:t xml:space="preserve">NCES, </w:t>
+        </w:r>
+      </w:hyperlink>
+      <w:hyperlink r:id="rId31">
+        <w:r>
+          <w:rPr>
+            <w:rFonts w:ascii="Calibri" w:hAnsi="Calibri"/>
+            <w:color w:val="1A4F8A"/>
+            <w:u w:val="single"/>
+            <w:i/>
+          </w:rPr>
           <w:t xml:space="preserve">Digest of Education Statistics</w:t>
         </w:r>
       </w:hyperlink>
-      <w:hyperlink r:id="rId30">
+      <w:hyperlink r:id="rId31">
         <w:r>
           <w:rPr>
             <w:rFonts w:ascii="Calibri" w:hAnsi="Calibri"/>

--- a/briefs/2027-military-service-credit-cost-window/01-JLC-Legislative-Change-Brief.docx
+++ b/briefs/2027-military-service-credit-cost-window/01-JLC-Legislative-Change-Brief.docx
@@ -182,7 +182,7 @@
                 <w:b/>
                 <w:sz w:val="17"/>
               </w:rPr>
-              <w:t>General fund ask</w:t>
+              <w:t>Appropriation requested</w:t>
             </w:r>
           </w:p>
         </w:tc>
@@ -200,13 +200,26 @@
                 <w:b/>
                 <w:sz w:val="17"/>
               </w:rPr>
-              <w:t>$0.</w:t>
+              <w:t>None.</w:t>
             </w:r>
             <w:r>
               <w:rPr>
                 <w:sz w:val="17"/>
               </w:rPr>
-              <w:t xml:space="preserve"> This is an employer-contribution-rate liability amortised under the VRS Funding Policy, not an appropriation</w:t>
+              <w:t xml:space="preserve"> The cost is absorbed in the employer contribution rates the VRS Board certifies under § 51.1-145 and amortised there under the VRS Funding Policy. That is </w:t>
+            </w:r>
+            <w:r>
+              <w:rPr>
+                <w:b/>
+                <w:sz w:val="17"/>
+              </w:rPr>
+              <w:t>not</w:t>
+            </w:r>
+            <w:r>
+              <w:rPr>
+                <w:sz w:val="17"/>
+              </w:rPr>
+              <w:t xml:space="preserve"> the same claim as "general fund cost: $0": the state-agency share, and the Commonwealth's share of teacher rates, reach the general fund in a later biennium, and school divisions and localities pay their own rates on the same basis. Narrowed per red team F-2</w:t>
             </w:r>
           </w:p>
         </w:tc>
@@ -327,7 +340,7 @@
                 <w:b/>
                 <w:sz w:val="17"/>
               </w:rPr>
-              <w:t>10,600 – 26,300</w:t>
+              <w:t>11,600 – 24,000</w:t>
             </w:r>
             <w:r>
               <w:rPr>
@@ -2006,7 +2019,7 @@
                 <w:b/>
                 <w:sz w:val="17"/>
               </w:rPr>
-              <w:t>about 10,600</w:t>
+              <w:t>about 11,600</w:t>
             </w:r>
           </w:p>
         </w:tc>
@@ -2024,7 +2037,7 @@
                 <w:b/>
                 <w:sz w:val="17"/>
               </w:rPr>
-              <w:t>about 26,300</w:t>
+              <w:t>about 24,000</w:t>
             </w:r>
           </w:p>
         </w:tc>
@@ -2274,7 +2287,7 @@
           <w:color w:val="444444"/>
           <w:sz w:val="20"/>
         </w:rPr>
-        <w:t xml:space="preserve"> Brief v1.1 said "under $2 million one-time, under $100,000 per year ongoing." That figure should not be used. It was not a calculation error — it was internally consistent for what it covered — but it covered only the state classified workforce (about 2,600 people against a pool of 10,600–26,300) and only the price-discount channel, leaving out retirement-date acceleration, which is 20%–49% of the cost. Carried to this bill's actual scope and with acceleration priced, the per-member figure moves from about $3,750 to $6,779–$47,967. </w:t>
+        <w:t xml:space="preserve"> Brief v1.1 said "under $2 million one-time, under $100,000 per year ongoing." That figure should not be used. It was not a calculation error — it was internally consistent for what it covered — but it covered only the state classified workforce (about 2,600 people against a pool of 11,600–24,000) and only the price-discount channel, leaving out retirement-date acceleration, which is 20%–49% of the cost. Carried to this bill's actual scope and with acceleration priced, the per-member figure moves from about $3,750 to $6,779–$47,967. </w:t>
       </w:r>
       <w:r>
         <w:rPr>
@@ -3248,7 +3261,34 @@
         <w:t>$26,762,817,000</w:t>
       </w:r>
       <w:r>
-        <w:t xml:space="preserve"> — Annual Covered Payroll across all six VRS groups, June 30, 2025 valuation (teachers $11.73bn, political subdivisions $8.04bn, state employees $6.28bn, VaLORS $433m, SPORS $183m, JRS $99m). Brief v1.1 used the classified state payroll of roughly $4.0bn and quoted "about 5 cents out of every $100." That phrase survives only at the very bottom cell of this grid and understates the top by roughly fourteen times.</w:t>
+        <w:t xml:space="preserve"> — Annual Covered Payroll across all six VRS groups, June 30, 2025 valuation (teachers $11.73bn, political subdivisions $8.04bn, state employees $6.28bn, VaLORS $433m, SPORS $183m, JRS $99m). Brief v1.1 used the classified state payroll of roughly $4.0bn and quoted "about 5 cents out of every $100." </w:t>
+      </w:r>
+      <w:r>
+        <w:rPr>
+          <w:b/>
+        </w:rPr>
+        <w:t>That phrase now survives nowhere on the live grid.</w:t>
+      </w:r>
+      <w:r>
+        <w:t xml:space="preserve"> The lowest cell of the current scenario set is 0.106% — about </w:t>
+      </w:r>
+      <w:r>
+        <w:rPr>
+          <w:b/>
+        </w:rPr>
+        <w:t>11 cents</w:t>
+      </w:r>
+      <w:r>
+        <w:t xml:space="preserve"> per $100 — and the highest is 0.622%, about </w:t>
+      </w:r>
+      <w:r>
+        <w:rPr>
+          <w:b/>
+        </w:rPr>
+        <w:t>62 cents</w:t>
+      </w:r>
+      <w:r>
+        <w:t>. The retired phrase understates the publishable floor by roughly a factor of two and the ceiling by roughly twelve.</w:t>
       </w:r>
     </w:p>
     <w:p>
@@ -3447,7 +3487,7 @@
                 <w:b/>
                 <w:sz w:val="17"/>
               </w:rPr>
-              <w:t>$20.3M – $39.9M</w:t>
+              <w:t>$20.3M – $37.4M</w:t>
             </w:r>
           </w:p>
         </w:tc>
@@ -3508,7 +3548,7 @@
                 <w:b/>
                 <w:sz w:val="17"/>
               </w:rPr>
-              <w:t>$13.3M – $33.3M</w:t>
+              <w:t>$13.3M – $31.2M</w:t>
             </w:r>
           </w:p>
         </w:tc>
@@ -3576,7 +3616,7 @@
                 <w:b/>
                 <w:sz w:val="17"/>
               </w:rPr>
-              <w:t>$23.4M – $45.2M</w:t>
+              <w:t>$23.4M – $42.3M</w:t>
             </w:r>
           </w:p>
         </w:tc>
@@ -3631,7 +3671,7 @@
                 <w:b/>
                 <w:sz w:val="17"/>
               </w:rPr>
-              <w:t>$57.0M – $118.4M</w:t>
+              <w:t>$57.0M – $110.9M</w:t>
             </w:r>
           </w:p>
         </w:tc>
@@ -3645,6 +3685,20 @@
         <w:rPr>
           <w:sz w:val="8"/>
         </w:rPr>
+      </w:r>
+    </w:p>
+    <w:p>
+      <w:r>
+        <w:t xml:space="preserve">These three sum to the 20% row of the grid above, at both ends. </w:t>
+      </w:r>
+      <w:r>
+        <w:rPr>
+          <w:b/>
+        </w:rPr>
+        <w:t>Corrected October 25, 2026:</w:t>
+      </w:r>
+      <w:r>
+        <w:t xml:space="preserve"> the high ends previously read $39.9M / $33.3M / $45.2M for a total of $118.4M, which did not match the grid's $110.9M for the same scenario. The blended per-purchaser figure had been struck once at the low end of the pool and applied to both ends; the plan mix is not constant across them, so it is now struck at each end ($24,627 low, $23,077 high). Annex 2 Closure § 4.7.</w:t>
       </w:r>
     </w:p>
     <w:p>
@@ -5356,7 +5410,7 @@
           <w:color w:val="444444"/>
           <w:sz w:val="20"/>
         </w:rPr>
-        <w:t xml:space="preserve">, and the dial bites: at 50% recovery it </w:t>
+        <w:t xml:space="preserve">, and the dial bites — but it does not reach zero. </w:t>
       </w:r>
       <w:r>
         <w:rPr>
@@ -5365,7 +5419,7 @@
           <w:color w:val="444444"/>
           <w:sz w:val="20"/>
         </w:rPr>
-        <w:t>halves</w:t>
+        <w:t>Withdrawn October 25, 2026 (red team F-1):</w:t>
       </w:r>
       <w:r>
         <w:rPr>
@@ -5373,7 +5427,7 @@
           <w:color w:val="444444"/>
           <w:sz w:val="20"/>
         </w:rPr>
-        <w:t xml:space="preserve"> the exposure ($57.0M → $28.5M at 20% take-up); at 100% the bill is actuarially neutral by construction and the fiscal note is </w:t>
+        <w:t xml:space="preserve"> this paragraph previously said that "at 100% the bill is actuarially neutral by construction and the fiscal note is </w:t>
       </w:r>
       <w:r>
         <w:rPr>
@@ -5390,7 +5444,91 @@
           <w:color w:val="444444"/>
           <w:sz w:val="20"/>
         </w:rPr>
-        <w:t>.</w:t>
+        <w:t xml:space="preserve">." That arithmetic priced each member individually, which the two constraints counsel attached to the authority in Annex A § 2.2 — uniformity within a classification, and a ceiling at the </w:t>
+      </w:r>
+      <w:r>
+        <w:rPr>
+          <w:b/>
+          <w:i/>
+          <w:color w:val="444444"/>
+          <w:sz w:val="20"/>
+        </w:rPr>
+        <w:t>individual</w:t>
+      </w:r>
+      <w:r>
+        <w:rPr>
+          <w:i/>
+          <w:color w:val="444444"/>
+          <w:sz w:val="20"/>
+        </w:rPr>
+        <w:t xml:space="preserve"> member's actuarial equivalent cost — together forbid. A lawful uniform class rate must sit at or below the </w:t>
+      </w:r>
+      <w:r>
+        <w:rPr>
+          <w:i/>
+          <w:color w:val="444444"/>
+          <w:sz w:val="20"/>
+        </w:rPr>
+        <w:t>lowest</w:t>
+      </w:r>
+      <w:r>
+        <w:rPr>
+          <w:i/>
+          <w:color w:val="444444"/>
+          <w:sz w:val="20"/>
+        </w:rPr>
+        <w:t xml:space="preserve"> actuarial value in its class, so it recovers 100% only where that value is constant inside the class, and it never is. What the redrawn authority actually delivers is </w:t>
+      </w:r>
+      <w:r>
+        <w:rPr>
+          <w:b/>
+          <w:i/>
+          <w:color w:val="444444"/>
+          <w:sz w:val="20"/>
+        </w:rPr>
+        <w:t>0%–96% recovery depending on the class, 59%–66% at the class mean, and only about 23% in the Plan 1 long-service cohort this bill leads with</w:t>
+      </w:r>
+      <w:r>
+        <w:rPr>
+          <w:i/>
+          <w:color w:val="444444"/>
+          <w:sz w:val="20"/>
+        </w:rPr>
+        <w:t xml:space="preserve"> — a residual of </w:t>
+      </w:r>
+      <w:r>
+        <w:rPr>
+          <w:b/>
+          <w:i/>
+          <w:color w:val="444444"/>
+          <w:sz w:val="20"/>
+        </w:rPr>
+        <w:t>$22M–$44M at 20% take-up</w:t>
+      </w:r>
+      <w:r>
+        <w:rPr>
+          <w:i/>
+          <w:color w:val="444444"/>
+          <w:sz w:val="20"/>
+        </w:rPr>
+        <w:t xml:space="preserve"> against the $57.0M low end, not $0. </w:t>
+      </w:r>
+      <w:r>
+        <w:rPr>
+          <w:b/>
+          <w:i/>
+          <w:color w:val="444444"/>
+          <w:sz w:val="20"/>
+        </w:rPr>
+        <w:t>It is a mitigation, not a neutrality device, and it must be offered to the money committees as one.</w:t>
+      </w:r>
+      <w:r>
+        <w:rPr>
+          <w:i/>
+          <w:color w:val="444444"/>
+          <w:sz w:val="20"/>
+        </w:rPr>
+        <w:t xml:space="preserve"> (Annex 2 Closure § 4.8.1.)</w:t>
       </w:r>
     </w:p>
     <w:p>

--- a/briefs/2027-military-service-credit-cost-window/01-JLC-Legislative-Change-Brief.docx
+++ b/briefs/2027-military-service-credit-cost-window/01-JLC-Legislative-Change-Brief.docx
@@ -427,7 +427,20 @@
               <w:rPr>
                 <w:sz w:val="17"/>
               </w:rPr>
-              <w:t xml:space="preserve"> Applies the red team findings to the COST section: the eligible-pool pairing correction (S-3), the publishable range rebuilt on one assumption set (S-5), the amortised rate impact added (M-5), and two claims withdrawn — that the HB 1867 comparison shows this estimate is conservative (S-1), and that a veteran under 47–48 subsidises the Fund (S-2). The general fund statement is narrowed to the one that is true (F-1/F-2). </w:t>
+              <w:t xml:space="preserve"> Applies the red team findings to the COST section: the eligible-pool pairing correction (S-3), the publishable range rebuilt on one assumption set (S-5), the amortised rate impact added (M-5), and two claims withdrawn — that the HB 1867 comparison shows this estimate is conservative (S-1), and that a veteran under 47–48 subsidises the Fund (S-2). </w:t>
+            </w:r>
+            <w:r>
+              <w:rPr>
+                <w:b/>
+                <w:sz w:val="17"/>
+              </w:rPr>
+              <w:t>The HB 1867 cross-check is now stated on a matched four-year basis as a bracket, with ours the higher</w:t>
+            </w:r>
+            <w:r>
+              <w:rPr>
+                <w:sz w:val="17"/>
+              </w:rPr>
+              <w:t xml:space="preserve"> — the withdrawal alone left a mismatched table on the page (S-1, applied in full). The general fund statement is narrowed to the one that is true (F-1/F-2). </w:t>
             </w:r>
             <w:r>
               <w:rPr>
@@ -611,7 +624,7 @@
           <w:color w:val="444444"/>
           <w:sz w:val="20"/>
         </w:rPr>
-        <w:t xml:space="preserve"> grant of this same service at </w:t>
+        <w:t xml:space="preserve"> four-year grant of this same service at </w:t>
       </w:r>
       <w:r>
         <w:rPr>
@@ -621,6 +634,23 @@
           <w:sz w:val="20"/>
         </w:rPr>
         <w:t>$10,000 – $60,000 of unfunded liability per member</w:t>
+      </w:r>
+      <w:r>
+        <w:rPr>
+          <w:i/>
+          <w:color w:val="444444"/>
+          <w:sz w:val="20"/>
+        </w:rPr>
+        <w:t xml:space="preserve">. Our model and VRS's bracket the answer and </w:t>
+      </w:r>
+      <w:r>
+        <w:rPr>
+          <w:b/>
+          <w:i/>
+          <w:color w:val="444444"/>
+          <w:sz w:val="20"/>
+        </w:rPr>
+        <w:t>ours is the higher</w:t>
       </w:r>
       <w:r>
         <w:rPr>
@@ -3766,7 +3796,7 @@
         <w:rPr>
           <w:b/>
         </w:rPr>
-        <w:t>VRS has already priced a related bill. Our figures and VRS's bracket the answer; do not claim ours is the conservative one.</w:t>
+        <w:t>VRS has already priced a related bill. Our figures and VRS's bracket the answer, and ours are the more expensive — do not claim this bill comes in under VRS's band.</w:t>
       </w:r>
     </w:p>
     <w:p>
@@ -3789,6 +3819,15 @@
         <w:t>free of charge</w:t>
       </w:r>
       <w:r>
+        <w:t xml:space="preserve">, up to </w:t>
+      </w:r>
+      <w:r>
+        <w:rPr>
+          <w:b/>
+        </w:rPr>
+        <w:t>48 months</w:t>
+      </w:r>
+      <w:r>
         <w:t xml:space="preserve">. VRS found </w:t>
       </w:r>
       <w:r>
@@ -3808,6 +3847,35 @@
       </w:r>
       <w:r>
         <w:t>.</w:t>
+      </w:r>
+    </w:p>
+    <w:p>
+      <w:r>
+        <w:rPr>
+          <w:b/>
+        </w:rPr>
+        <w:t>The comparison is only worth drawing on one footing, so here it is on VRS's — free, four years.</w:t>
+      </w:r>
+      <w:r>
+        <w:t xml:space="preserve"> The table below is this brief's own model re-run at four years, against the figures VRS filed. It is not the brief's cost basis: the cost figures above are </w:t>
+      </w:r>
+      <w:r>
+        <w:rPr>
+          <w:i/>
+        </w:rPr>
+        <w:t>net of what the veteran pays</w:t>
+      </w:r>
+      <w:r>
+        <w:t xml:space="preserve">, for the </w:t>
+      </w:r>
+      <w:r>
+        <w:rPr>
+          <w:b/>
+        </w:rPr>
+        <w:t>2.5</w:t>
+      </w:r>
+      <w:r>
+        <w:t xml:space="preserve"> years an average purchaser is modelled to buy.</w:t>
       </w:r>
     </w:p>
     <w:tbl>
@@ -3818,9 +3886,10 @@
         <w:tblLook w:firstColumn="1" w:firstRow="1" w:lastColumn="0" w:lastRow="0" w:noHBand="0" w:noVBand="1" w:val="04A0"/>
       </w:tblPr>
       <w:tblGrid>
-        <w:gridCol w:w="2880"/>
-        <w:gridCol w:w="2880"/>
-        <w:gridCol w:w="2880"/>
+        <w:gridCol w:w="2160"/>
+        <w:gridCol w:w="2160"/>
+        <w:gridCol w:w="2160"/>
+        <w:gridCol w:w="2160"/>
       </w:tblGrid>
       <w:tr>
         <w:trPr>
@@ -3828,18 +3897,25 @@
         </w:trPr>
         <w:tc>
           <w:tcPr>
-            <w:tcW w:type="dxa" w:w="2880"/>
+            <w:tcW w:type="dxa" w:w="2160"/>
           </w:tcPr>
           <w:p>
             <w:pPr>
               <w:spacing w:before="20" w:after="20"/>
               <w:jc w:val="left"/>
             </w:pPr>
+            <w:r>
+              <w:rPr>
+                <w:b/>
+                <w:sz w:val="17"/>
+              </w:rPr>
+              <w:t>At a matched four years, free of charge</w:t>
+            </w:r>
           </w:p>
         </w:tc>
         <w:tc>
           <w:tcPr>
-            <w:tcW w:type="dxa" w:w="2880"/>
+            <w:tcW w:type="dxa" w:w="2160"/>
           </w:tcPr>
           <w:p>
             <w:pPr>
@@ -3851,13 +3927,51 @@
                 <w:b/>
                 <w:sz w:val="17"/>
               </w:rPr>
-              <w:t>Net present value per member</w:t>
+              <w:t>Plan 1</w:t>
             </w:r>
           </w:p>
         </w:tc>
         <w:tc>
           <w:tcPr>
-            <w:tcW w:type="dxa" w:w="2880"/>
+            <w:tcW w:type="dxa" w:w="2160"/>
+          </w:tcPr>
+          <w:p>
+            <w:pPr>
+              <w:spacing w:before="20" w:after="20"/>
+              <w:jc w:val="right"/>
+            </w:pPr>
+            <w:r>
+              <w:rPr>
+                <w:b/>
+                <w:sz w:val="17"/>
+              </w:rPr>
+              <w:t>Plan 2</w:t>
+            </w:r>
+          </w:p>
+        </w:tc>
+        <w:tc>
+          <w:tcPr>
+            <w:tcW w:type="dxa" w:w="2160"/>
+          </w:tcPr>
+          <w:p>
+            <w:pPr>
+              <w:spacing w:before="20" w:after="20"/>
+              <w:jc w:val="right"/>
+            </w:pPr>
+            <w:r>
+              <w:rPr>
+                <w:b/>
+                <w:sz w:val="17"/>
+              </w:rPr>
+              <w:t>Hybrid</w:t>
+            </w:r>
+          </w:p>
+        </w:tc>
+      </w:tr>
+      <w:tr>
+        <w:tc>
+          <w:tcPr>
+            <w:tcW w:type="dxa" w:w="2160"/>
           </w:tcPr>
           <w:p>
             <w:pPr>
@@ -3869,32 +3983,31 @@
                 <w:b/>
                 <w:sz w:val="17"/>
               </w:rPr>
-              <w:t>Against VRS's own HB 1867 band</w:t>
-            </w:r>
-          </w:p>
-        </w:tc>
-      </w:tr>
-      <w:tr>
-        <w:tc>
-          <w:tcPr>
-            <w:tcW w:type="dxa" w:w="2880"/>
-          </w:tcPr>
-          <w:p>
-            <w:pPr>
-              <w:spacing w:before="20" w:after="20"/>
-              <w:jc w:val="left"/>
-            </w:pPr>
-            <w:r>
-              <w:rPr>
-                <w:sz w:val="17"/>
-              </w:rPr>
-              <w:t>Plan 1</w:t>
+              <w:t>This model, free-grant equivalent</w:t>
             </w:r>
           </w:p>
         </w:tc>
         <w:tc>
           <w:tcPr>
-            <w:tcW w:type="dxa" w:w="2880"/>
+            <w:tcW w:type="dxa" w:w="2160"/>
+          </w:tcPr>
+          <w:p>
+            <w:pPr>
+              <w:spacing w:before="20" w:after="20"/>
+              <w:jc w:val="right"/>
+            </w:pPr>
+            <w:r>
+              <w:rPr>
+                <w:b/>
+                <w:sz w:val="17"/>
+              </w:rPr>
+              <w:t>$123,520</w:t>
+            </w:r>
+          </w:p>
+        </w:tc>
+        <w:tc>
+          <w:tcPr>
+            <w:tcW w:type="dxa" w:w="2160"/>
           </w:tcPr>
           <w:p>
             <w:pPr>
@@ -3905,13 +4018,32 @@
               <w:rPr>
                 <w:sz w:val="17"/>
               </w:rPr>
-              <w:t>$47,967</w:t>
+              <w:t>$58,971</w:t>
             </w:r>
           </w:p>
         </w:tc>
         <w:tc>
           <w:tcPr>
-            <w:tcW w:type="dxa" w:w="2880"/>
+            <w:tcW w:type="dxa" w:w="2160"/>
+          </w:tcPr>
+          <w:p>
+            <w:pPr>
+              <w:spacing w:before="20" w:after="20"/>
+              <w:jc w:val="right"/>
+            </w:pPr>
+            <w:r>
+              <w:rPr>
+                <w:sz w:val="17"/>
+              </w:rPr>
+              <w:t>$30,281</w:t>
+            </w:r>
+          </w:p>
+        </w:tc>
+      </w:tr>
+      <w:tr>
+        <w:tc>
+          <w:tcPr>
+            <w:tcW w:type="dxa" w:w="2160"/>
           </w:tcPr>
           <w:p>
             <w:pPr>
@@ -3923,7 +4055,65 @@
                 <w:b/>
                 <w:sz w:val="17"/>
               </w:rPr>
-              <w:t>inside the band</w:t>
+              <w:t>VRS, HB 1867</w:t>
+            </w:r>
+          </w:p>
+        </w:tc>
+        <w:tc>
+          <w:tcPr>
+            <w:tcW w:type="dxa" w:w="2160"/>
+          </w:tcPr>
+          <w:p>
+            <w:pPr>
+              <w:spacing w:before="20" w:after="20"/>
+              <w:jc w:val="right"/>
+            </w:pPr>
+            <w:r>
+              <w:rPr>
+                <w:sz w:val="17"/>
+              </w:rPr>
+              <w:t xml:space="preserve">$10,000 – $60,000, average </w:t>
+            </w:r>
+            <w:r>
+              <w:rPr>
+                <w:b/>
+                <w:sz w:val="17"/>
+              </w:rPr>
+              <w:t>$35,000</w:t>
+            </w:r>
+          </w:p>
+        </w:tc>
+        <w:tc>
+          <w:tcPr>
+            <w:tcW w:type="dxa" w:w="2160"/>
+          </w:tcPr>
+          <w:p>
+            <w:pPr>
+              <w:spacing w:before="20" w:after="20"/>
+              <w:jc w:val="right"/>
+            </w:pPr>
+            <w:r>
+              <w:rPr>
+                <w:sz w:val="17"/>
+              </w:rPr>
+              <w:t>same</w:t>
+            </w:r>
+          </w:p>
+        </w:tc>
+        <w:tc>
+          <w:tcPr>
+            <w:tcW w:type="dxa" w:w="2160"/>
+          </w:tcPr>
+          <w:p>
+            <w:pPr>
+              <w:spacing w:before="20" w:after="20"/>
+              <w:jc w:val="right"/>
+            </w:pPr>
+            <w:r>
+              <w:rPr>
+                <w:sz w:val="17"/>
+              </w:rPr>
+              <w:t>same</w:t>
             </w:r>
           </w:p>
         </w:tc>
@@ -3931,7 +4121,7 @@
       <w:tr>
         <w:tc>
           <w:tcPr>
-            <w:tcW w:type="dxa" w:w="2880"/>
+            <w:tcW w:type="dxa" w:w="2160"/>
           </w:tcPr>
           <w:p>
             <w:pPr>
@@ -3942,13 +4132,31 @@
               <w:rPr>
                 <w:sz w:val="17"/>
               </w:rPr>
-              <w:t>Plan 2</w:t>
+              <w:t>Where ours falls</w:t>
             </w:r>
           </w:p>
         </w:tc>
         <w:tc>
           <w:tcPr>
-            <w:tcW w:type="dxa" w:w="2880"/>
+            <w:tcW w:type="dxa" w:w="2160"/>
+          </w:tcPr>
+          <w:p>
+            <w:pPr>
+              <w:spacing w:before="20" w:after="20"/>
+              <w:jc w:val="right"/>
+            </w:pPr>
+            <w:r>
+              <w:rPr>
+                <w:b/>
+                <w:sz w:val="17"/>
+              </w:rPr>
+              <w:t>2.06× the top of VRS's band</w:t>
+            </w:r>
+          </w:p>
+        </w:tc>
+        <w:tc>
+          <w:tcPr>
+            <w:tcW w:type="dxa" w:w="2160"/>
           </w:tcPr>
           <w:p>
             <w:pPr>
@@ -3959,50 +4167,13 @@
               <w:rPr>
                 <w:sz w:val="17"/>
               </w:rPr>
-              <w:t>$17,174</w:t>
+              <w:t>inside</w:t>
             </w:r>
           </w:p>
         </w:tc>
         <w:tc>
           <w:tcPr>
-            <w:tcW w:type="dxa" w:w="2880"/>
-          </w:tcPr>
-          <w:p>
-            <w:pPr>
-              <w:spacing w:before="20" w:after="20"/>
-              <w:jc w:val="left"/>
-            </w:pPr>
-            <w:r>
-              <w:rPr>
-                <w:b/>
-                <w:sz w:val="17"/>
-              </w:rPr>
-              <w:t>inside the band</w:t>
-            </w:r>
-          </w:p>
-        </w:tc>
-      </w:tr>
-      <w:tr>
-        <w:tc>
-          <w:tcPr>
-            <w:tcW w:type="dxa" w:w="2880"/>
-          </w:tcPr>
-          <w:p>
-            <w:pPr>
-              <w:spacing w:before="20" w:after="20"/>
-              <w:jc w:val="left"/>
-            </w:pPr>
-            <w:r>
-              <w:rPr>
-                <w:sz w:val="17"/>
-              </w:rPr>
-              <w:t>Hybrid</w:t>
-            </w:r>
-          </w:p>
-        </w:tc>
-        <w:tc>
-          <w:tcPr>
-            <w:tcW w:type="dxa" w:w="2880"/>
+            <w:tcW w:type="dxa" w:w="2160"/>
           </w:tcPr>
           <w:p>
             <w:pPr>
@@ -4013,80 +4184,7 @@
               <w:rPr>
                 <w:sz w:val="17"/>
               </w:rPr>
-              <w:t>$6,779</w:t>
-            </w:r>
-          </w:p>
-        </w:tc>
-        <w:tc>
-          <w:tcPr>
-            <w:tcW w:type="dxa" w:w="2880"/>
-          </w:tcPr>
-          <w:p>
-            <w:pPr>
-              <w:spacing w:before="20" w:after="20"/>
-              <w:jc w:val="left"/>
-            </w:pPr>
-            <w:r>
-              <w:rPr>
-                <w:sz w:val="17"/>
-              </w:rPr>
-              <w:t>below it</w:t>
-            </w:r>
-          </w:p>
-        </w:tc>
-      </w:tr>
-      <w:tr>
-        <w:tc>
-          <w:tcPr>
-            <w:tcW w:type="dxa" w:w="2880"/>
-          </w:tcPr>
-          <w:p>
-            <w:pPr>
-              <w:spacing w:before="20" w:after="20"/>
-              <w:jc w:val="left"/>
-            </w:pPr>
-            <w:r>
-              <w:rPr>
-                <w:i/>
-                <w:sz w:val="17"/>
-              </w:rPr>
-              <w:t>Brief v1.1</w:t>
-            </w:r>
-          </w:p>
-        </w:tc>
-        <w:tc>
-          <w:tcPr>
-            <w:tcW w:type="dxa" w:w="2880"/>
-          </w:tcPr>
-          <w:p>
-            <w:pPr>
-              <w:spacing w:before="20" w:after="20"/>
-              <w:jc w:val="right"/>
-            </w:pPr>
-            <w:r>
-              <w:rPr>
-                <w:i/>
-                <w:sz w:val="17"/>
-              </w:rPr>
-              <w:t>~$3,750</w:t>
-            </w:r>
-          </w:p>
-        </w:tc>
-        <w:tc>
-          <w:tcPr>
-            <w:tcW w:type="dxa" w:w="2880"/>
-          </w:tcPr>
-          <w:p>
-            <w:pPr>
-              <w:spacing w:before="20" w:after="20"/>
-              <w:jc w:val="left"/>
-            </w:pPr>
-            <w:r>
-              <w:rPr>
-                <w:i/>
-                <w:sz w:val="17"/>
-              </w:rPr>
-              <w:t>an order of magnitude below the floor</w:t>
+              <w:t>inside</w:t>
             </w:r>
           </w:p>
         </w:tc>
@@ -4114,7 +4212,7 @@
           <w:color w:val="444444"/>
           <w:sz w:val="20"/>
         </w:rPr>
-        <w:t>Read this table carefully, because the obvious inference from it is wrong.</w:t>
+        <w:t>Say this much and no more: our figures and VRS's bracket the answer, and ours is the more expensive of the two.</w:t>
       </w:r>
       <w:r>
         <w:rPr>
@@ -4122,7 +4220,7 @@
           <w:color w:val="444444"/>
           <w:sz w:val="20"/>
         </w:rPr>
-        <w:t xml:space="preserve"> Our figures are </w:t>
+        <w:t xml:space="preserve"> Taken the other way — VRS's $35,000 average, less the price this bill would charge a member for four years — the Fund nets about </w:t>
       </w:r>
       <w:r>
         <w:rPr>
@@ -4131,7 +4229,7 @@
           <w:color w:val="444444"/>
           <w:sz w:val="20"/>
         </w:rPr>
-        <w:t>net of what the member pays</w:t>
+        <w:t>$68 in Plan 1, $4,986 in Plan 2 and $16,332 in Hybrid</w:t>
       </w:r>
       <w:r>
         <w:rPr>
@@ -4139,7 +4237,7 @@
           <w:color w:val="444444"/>
           <w:sz w:val="20"/>
         </w:rPr>
-        <w:t xml:space="preserve">, for </w:t>
+        <w:t xml:space="preserve">. So the two estimates straddle the answer, this brief has modelled the costlier side of the bracket rather than the cheaper one, and the only figure that will count is the one VRS files under § 30-19.1:7. </w:t>
       </w:r>
       <w:r>
         <w:rPr>
@@ -4148,7 +4246,7 @@
           <w:color w:val="444444"/>
           <w:sz w:val="20"/>
         </w:rPr>
-        <w:t>2.5</w:t>
+        <w:t>Do not tell anyone that this bill costs the Fund less per member than the bill VRS already scored. Earlier drafts of this brief did</w:t>
       </w:r>
       <w:r>
         <w:rPr>
@@ -4156,7 +4254,7 @@
           <w:color w:val="444444"/>
           <w:sz w:val="20"/>
         </w:rPr>
-        <w:t xml:space="preserve"> purchased years. VRS's are for a </w:t>
+        <w:t xml:space="preserve"> — that because veterans pay, the bill comes in at or below VRS's band per member — and that is withdrawn (red team S-1): it set a 2.5-year paid purchase against a four-year free grant, and matched at four years the ratio of our blended net to VRS's average is </w:t>
       </w:r>
       <w:r>
         <w:rPr>
@@ -4165,7 +4263,7 @@
           <w:color w:val="444444"/>
           <w:sz w:val="20"/>
         </w:rPr>
-        <w:t>free</w:t>
+        <w:t>1.19–1.27</w:t>
       </w:r>
       <w:r>
         <w:rPr>
@@ -4173,41 +4271,7 @@
           <w:color w:val="444444"/>
           <w:sz w:val="20"/>
         </w:rPr>
-        <w:t xml:space="preserve"> grant of </w:t>
-      </w:r>
-      <w:r>
-        <w:rPr>
-          <w:b/>
-          <w:i/>
-          <w:color w:val="444444"/>
-          <w:sz w:val="20"/>
-        </w:rPr>
-        <w:t>four</w:t>
-      </w:r>
-      <w:r>
-        <w:rPr>
-          <w:i/>
-          <w:color w:val="444444"/>
-          <w:sz w:val="20"/>
-        </w:rPr>
-        <w:t xml:space="preserve"> years. Those are not the same quantity, so "inside the band" is not evidence that this estimate is conservative, and earlier drafts of this brief were wrong to say so. </w:t>
-      </w:r>
-      <w:r>
-        <w:rPr>
-          <w:b/>
-          <w:i/>
-          <w:color w:val="444444"/>
-          <w:sz w:val="20"/>
-        </w:rPr>
-        <w:t>Put on the same footing — free, four years — our Plan 1 figure is about $123,520, roughly twice the top of VRS's range.</w:t>
-      </w:r>
-      <w:r>
-        <w:rPr>
-          <w:i/>
-          <w:color w:val="444444"/>
-          <w:sz w:val="20"/>
-        </w:rPr>
-        <w:t xml:space="preserve"> The honest statement is a bracket: the two estimates straddle the answer, ours sits at the higher end on a like-for-like basis, and the only figure that will count is the one VRS files under § 30-19.1:7. There is also a plan-mix caveat that runs in a knowable direction: VRS's $35,000 is a </w:t>
+        <w:t xml:space="preserve">, which the pricing identity cannot produce at any actuarial multiple. There is also a plan-mix caveat, and after the restatement it runs against us: VRS's $35,000 is a </w:t>
       </w:r>
       <w:r>
         <w:rPr>
@@ -4224,7 +4288,24 @@
           <w:color w:val="444444"/>
           <w:sz w:val="20"/>
         </w:rPr>
-        <w:t xml:space="preserve"> average, and teachers are a longer-tenure workforce, so if they skew more Plan 1 than our blend, VRS's average reflects a costlier mix than ours does.</w:t>
+        <w:t xml:space="preserve"> average, and teachers are a longer-tenure workforce, so if they skew more Plan 1 than our blend, VRS's average reflects a costlier mix and the gap is wider still. (Annex 2 Closure § 4.6; reproduce with </w:t>
+      </w:r>
+      <w:r>
+        <w:rPr>
+          <w:rFonts w:ascii="Consolas" w:hAnsi="Consolas"/>
+          <w:i/>
+          <w:color w:val="303030"/>
+          <w:sz w:val="18"/>
+        </w:rPr>
+        <w:t>models/redteam_checks.py</w:t>
+      </w:r>
+      <w:r>
+        <w:rPr>
+          <w:i/>
+          <w:color w:val="444444"/>
+          <w:sz w:val="20"/>
+        </w:rPr>
+        <w:t xml:space="preserve"> RT-2.)</w:t>
       </w:r>
     </w:p>
     <w:p>
@@ -4247,7 +4328,7 @@
         <w:t>free</w:t>
       </w:r>
       <w:r>
-        <w:t xml:space="preserve"> benefit. That signal was available in the HB 1867 statement at the time.</w:t>
+        <w:t xml:space="preserve"> benefit — and a purchase the member pays for must cost the Fund less than a free grant of the same service, not a third of its floor. That signal was available in the HB 1867 statement at the time.</w:t>
       </w:r>
     </w:p>
     <w:p>

--- a/briefs/2027-military-service-credit-cost-window/01-JLC-Legislative-Change-Brief.docx
+++ b/briefs/2027-military-service-credit-cost-window/01-JLC-Legislative-Change-Brief.docx
@@ -123,9 +123,16 @@
             </w:pPr>
             <w:r>
               <w:rPr>
+                <w:b/>
                 <w:sz w:val="17"/>
               </w:rPr>
-              <w:t>2027 Regular Session, Virginia General Assembly</w:t>
+              <w:t>2028 Regular Session</w:t>
+            </w:r>
+            <w:r>
+              <w:rPr>
+                <w:sz w:val="17"/>
+              </w:rPr>
+              <w:t>, Virginia General Assembly — the board accepted the slip to the 2028 JLC cycle on October 25, 2026 (Annex D § 1). The 2027 session was the earlier target; the folder name is a legacy label</w:t>
             </w:r>
           </w:p>
         </w:tc>
@@ -421,7 +428,7 @@
                 <w:b/>
                 <w:sz w:val="17"/>
               </w:rPr>
-              <w:t>v1.3, October 25, 2026.</w:t>
+              <w:t>v1.3.1, October 25, 2026.</w:t>
             </w:r>
             <w:r>
               <w:rPr>
@@ -441,6 +448,45 @@
                 <w:sz w:val="17"/>
               </w:rPr>
               <w:t xml:space="preserve"> — the withdrawal alone left a mismatched table on the page (S-1, applied in full). The general fund statement is narrowed to the one that is true (F-1/F-2). </w:t>
+            </w:r>
+            <w:r>
+              <w:rPr>
+                <w:b/>
+                <w:sz w:val="17"/>
+              </w:rPr>
+              <w:t>v1.3.1</w:t>
+            </w:r>
+            <w:r>
+              <w:rPr>
+                <w:sz w:val="17"/>
+              </w:rPr>
+              <w:t xml:space="preserve"> corrects two four-year purchase prices that did not reconcile with their own rates: Hybrid </w:t>
+            </w:r>
+            <w:r>
+              <w:rPr>
+                <w:b/>
+                <w:sz w:val="17"/>
+              </w:rPr>
+              <w:t>$18,668</w:t>
+            </w:r>
+            <w:r>
+              <w:rPr>
+                <w:sz w:val="17"/>
+              </w:rPr>
+              <w:t xml:space="preserve"> (was $18,666) and Plan 2 </w:t>
+            </w:r>
+            <w:r>
+              <w:rPr>
+                <w:b/>
+                <w:sz w:val="17"/>
+              </w:rPr>
+              <w:t>$30,014</w:t>
+            </w:r>
+            <w:r>
+              <w:rPr>
+                <w:sz w:val="17"/>
+              </w:rPr>
+              <w:t xml:space="preserve"> (was $30,017), both now matching 6.68% and 10.74% × 4 × $69,865 and the figures Annex B § 7.2 already carried. </w:t>
             </w:r>
             <w:r>
               <w:rPr>
@@ -534,7 +580,7 @@
           <w:color w:val="444444"/>
           <w:sz w:val="20"/>
         </w:rPr>
-        <w:t xml:space="preserve"> — right when they can least afford the $18,666 bill, and before most of them even hear about it. We ask that the deadline be removed for military service, and that veterans be allowed to pay over five years.</w:t>
+        <w:t xml:space="preserve"> — right when they can least afford the $18,668 bill, and before most of them even hear about it. We ask that the deadline be removed for military service, and that veterans be allowed to pay over five years.</w:t>
       </w:r>
     </w:p>
     <w:p>
@@ -918,7 +964,7 @@
                 <w:b/>
                 <w:sz w:val="17"/>
               </w:rPr>
-              <w:t>$18,666</w:t>
+              <w:t>$18,668</w:t>
             </w:r>
           </w:p>
         </w:tc>
@@ -984,7 +1030,7 @@
               <w:rPr>
                 <w:sz w:val="17"/>
               </w:rPr>
-              <w:t>$30,017</w:t>
+              <w:t>$30,014</w:t>
             </w:r>
           </w:p>
         </w:tc>
@@ -1110,7 +1156,7 @@
         <w:rPr>
           <w:b/>
         </w:rPr>
-        <w:t>The rates quoted here will not go stale during the 2027 session.</w:t>
+        <w:t>The rates quoted here will not go stale before the 2028 session.</w:t>
       </w:r>
       <w:r>
         <w:t xml:space="preserve"> Approximate normal cost rates are reset only on the quadrennial cycle, following the Board's acceptance of a new experience study; the Board took no rate action in 2026, and VRS staff told the Benefits and Actuarial Committee on June 17, 2026 that the next assumption review is </w:t>
@@ -1176,7 +1222,7 @@
         <w:t>bottom</w:t>
       </w:r>
       <w:r>
-        <w:t xml:space="preserve"> of the state pay scale. Asking for $18,666 in the first two years is asking at the one moment they cannot pay.</w:t>
+        <w:t xml:space="preserve"> of the state pay scale. Asking for $18,668 in the first two years is asking at the one moment they cannot pay.</w:t>
       </w:r>
     </w:p>
     <w:p>
